--- a/8_Fast API.docx
+++ b/8_Fast API.docx
@@ -1,6 +1,6 @@
 
 <file path=word/document.xml><?xml version="1.0" encoding="utf-8"?>
-<w:document xmlns:wpc="http://schemas.microsoft.com/office/word/2010/wordprocessingCanvas" xmlns:cx="http://schemas.microsoft.com/office/drawing/2014/chartex" xmlns:cx1="http://schemas.microsoft.com/office/drawing/2015/9/8/chartex" xmlns:cx2="http://schemas.microsoft.com/office/drawing/2015/10/21/chartex" xmlns:cx3="http://schemas.microsoft.com/office/drawing/2016/5/9/chartex" xmlns:cx4="http://schemas.microsoft.com/office/drawing/2016/5/10/chartex" xmlns:cx5="http://schemas.microsoft.com/office/drawing/2016/5/11/chartex" xmlns:cx6="http://schemas.microsoft.com/office/drawing/2016/5/12/chartex" xmlns:cx7="http://schemas.microsoft.com/office/drawing/2016/5/13/chartex" xmlns:cx8="http://schemas.microsoft.com/office/drawing/2016/5/14/chartex" xmlns:mc="http://schemas.openxmlformats.org/markup-compatibility/2006" xmlns:aink="http://schemas.microsoft.com/office/drawing/2016/ink" xmlns:am3d="http://schemas.microsoft.com/office/drawing/2017/model3d" xmlns:o="urn:schemas-microsoft-com:office:office" xmlns:oel="http://schemas.microsoft.com/office/2019/extlst" xmlns:r="http://schemas.openxmlformats.org/officeDocument/2006/relationships" xmlns:m="http://schemas.openxmlformats.org/officeDocument/2006/math" xmlns:v="urn:schemas-microsoft-com:vml" xmlns:wp14="http://schemas.microsoft.com/office/word/2010/wordprocessingDrawing" xmlns:wp="http://schemas.openxmlformats.org/drawingml/2006/wordprocessingDrawing" xmlns:w10="urn:schemas-microsoft-com:office:word" xmlns:w="http://schemas.openxmlformats.org/wordprocessingml/2006/main" xmlns:w14="http://schemas.microsoft.com/office/word/2010/wordml" xmlns:w15="http://schemas.microsoft.com/office/word/2012/wordml" xmlns:w16cex="http://schemas.microsoft.com/office/word/2018/wordml/cex" xmlns:w16cid="http://schemas.microsoft.com/office/word/2016/wordml/cid" xmlns:w16="http://schemas.microsoft.com/office/word/2018/wordml" xmlns:w16du="http://schemas.microsoft.com/office/word/2023/wordml/word16du" xmlns:w16sdtdh="http://schemas.microsoft.com/office/word/2020/wordml/sdtdatahash" xmlns:w16sdtfl="http://schemas.microsoft.com/office/word/2024/wordml/sdtformatlock" xmlns:w16se="http://schemas.microsoft.com/office/word/2015/wordml/symex" xmlns:wpg="http://schemas.microsoft.com/office/word/2010/wordprocessingGroup" xmlns:wpi="http://schemas.microsoft.com/office/word/2010/wordprocessingInk" xmlns:wne="http://schemas.microsoft.com/office/word/2006/wordml" xmlns:wps="http://schemas.microsoft.com/office/word/2010/wordprocessingShape" mc:Ignorable="w14 w15 w16se w16cid w16 w16cex w16sdtdh w16sdtfl w16du wp14">
+<w:document xmlns:wpc="http://schemas.microsoft.com/office/word/2010/wordprocessingCanvas" xmlns:mc="http://schemas.openxmlformats.org/markup-compatibility/2006" xmlns:o="urn:schemas-microsoft-com:office:office" xmlns:r="http://schemas.openxmlformats.org/officeDocument/2006/relationships" xmlns:m="http://schemas.openxmlformats.org/officeDocument/2006/math" xmlns:v="urn:schemas-microsoft-com:vml" xmlns:wp14="http://schemas.microsoft.com/office/word/2010/wordprocessingDrawing" xmlns:wp="http://schemas.openxmlformats.org/drawingml/2006/wordprocessingDrawing" xmlns:w10="urn:schemas-microsoft-com:office:word" xmlns:w="http://schemas.openxmlformats.org/wordprocessingml/2006/main" xmlns:w14="http://schemas.microsoft.com/office/word/2010/wordml" xmlns:w15="http://schemas.microsoft.com/office/word/2012/wordml" xmlns:wpg="http://schemas.microsoft.com/office/word/2010/wordprocessingGroup" xmlns:wpi="http://schemas.microsoft.com/office/word/2010/wordprocessingInk" xmlns:wne="http://schemas.microsoft.com/office/word/2006/wordml" xmlns:wps="http://schemas.microsoft.com/office/word/2010/wordprocessingShape" mc:Ignorable="w14 w15 wp14">
   <w:body>
     <w:p>
       <w:pPr>
@@ -167,22 +167,6 @@
     </w:p>
     <w:p>
       <w:pPr>
-        <w:spacing w:after="0"/>
-        <w:rPr>
-          <w:b/>
-          <w:bCs/>
-        </w:rPr>
-      </w:pPr>
-      <w:r>
-        <w:rPr>
-          <w:b/>
-          <w:bCs/>
-        </w:rPr>
-        <w:t xml:space="preserve">Diagram from first video 18:00 </w:t>
-      </w:r>
-    </w:p>
-    <w:p>
-      <w:pPr>
         <w:pStyle w:val="ListParagraph"/>
         <w:numPr>
           <w:ilvl w:val="0"/>
@@ -198,7 +182,15 @@
         <w:t>This makes the frontend and backend coupled together tightly</w:t>
       </w:r>
       <w:r>
-        <w:t xml:space="preserve"> where the request from the front end is sent to the backend where the function is written in the backend which handles the request with input arguments are execute connection with database and returns the data to the frontend. i.e. direct Database </w:t>
+        <w:t xml:space="preserve"> where the request from the front end is sent to the backend where the function is written in the backend which handles the request with input arguments are execute connection with database and returns the data to the frontend. </w:t>
+      </w:r>
+      <w:proofErr w:type="gramStart"/>
+      <w:r>
+        <w:t>i.e</w:t>
+      </w:r>
+      <w:proofErr w:type="gramEnd"/>
+      <w:r>
+        <w:t xml:space="preserve">. direct Database </w:t>
       </w:r>
       <w:r>
         <w:sym w:font="Wingdings" w:char="F0DF"/>
@@ -228,67 +220,247 @@
         <w:spacing w:after="80"/>
         <w:ind w:firstLine="360"/>
         <w:jc w:val="both"/>
+      </w:pPr>
+      <w:r>
+        <w:rPr>
+          <w:noProof/>
+          <w:lang w:eastAsia="en-IN"/>
+        </w:rPr>
+        <w:drawing>
+          <wp:inline distT="0" distB="0" distL="0" distR="0" wp14:anchorId="0A7AE817" wp14:editId="21603BD6">
+            <wp:extent cx="6019800" cy="2771775"/>
+            <wp:effectExtent l="0" t="0" r="0" b="9525"/>
+            <wp:docPr id="1" name="Picture 1"/>
+            <wp:cNvGraphicFramePr>
+              <a:graphicFrameLocks xmlns:a="http://schemas.openxmlformats.org/drawingml/2006/main" noChangeAspect="1"/>
+            </wp:cNvGraphicFramePr>
+            <a:graphic xmlns:a="http://schemas.openxmlformats.org/drawingml/2006/main">
+              <a:graphicData uri="http://schemas.openxmlformats.org/drawingml/2006/picture">
+                <pic:pic xmlns:pic="http://schemas.openxmlformats.org/drawingml/2006/picture">
+                  <pic:nvPicPr>
+                    <pic:cNvPr id="1" name=""/>
+                    <pic:cNvPicPr/>
+                  </pic:nvPicPr>
+                  <pic:blipFill rotWithShape="1">
+                    <a:blip r:embed="rId5"/>
+                    <a:srcRect l="-307" t="6023" r="3037" b="14309"/>
+                    <a:stretch/>
+                  </pic:blipFill>
+                  <pic:spPr bwMode="auto">
+                    <a:xfrm>
+                      <a:off x="0" y="0"/>
+                      <a:ext cx="6019800" cy="2771775"/>
+                    </a:xfrm>
+                    <a:prstGeom prst="rect">
+                      <a:avLst/>
+                    </a:prstGeom>
+                    <a:ln>
+                      <a:noFill/>
+                    </a:ln>
+                    <a:extLst>
+                      <a:ext uri="{53640926-AAD7-44D8-BBD7-CCE9431645EC}">
+                        <a14:shadowObscured xmlns:a14="http://schemas.microsoft.com/office/drawing/2010/main"/>
+                      </a:ext>
+                    </a:extLst>
+                  </pic:spPr>
+                </pic:pic>
+              </a:graphicData>
+            </a:graphic>
+          </wp:inline>
+        </w:drawing>
+      </w:r>
+    </w:p>
+    <w:p>
+      <w:pPr>
+        <w:spacing w:after="80"/>
+        <w:ind w:left="360"/>
+        <w:jc w:val="both"/>
+      </w:pPr>
+      <w:r>
+        <w:t xml:space="preserve">Suppose we need to serve data to different user from our database, e.g. IRCTC would be sharing data to </w:t>
+      </w:r>
+      <w:r>
+        <w:t>MakeMyTrip</w:t>
+      </w:r>
+      <w:r>
+        <w:t xml:space="preserve">, Yatra, ixigo etc. in this case we can’t directly give access of our database to these users. So other logical thing to do would be to give access of our backend meaning the code functions or classes which handles request form frontend and returns the data from the database to frontend, same functions from the backend would connect to the users and handles requests from these but these can not be done, as in monolithic architecture the frontend and backend are tightly connected as everything is a part of one integrated application. </w:t>
+      </w:r>
+    </w:p>
+    <w:p>
+      <w:pPr>
+        <w:spacing w:after="80"/>
+        <w:ind w:firstLine="360"/>
+        <w:jc w:val="both"/>
+      </w:pPr>
+      <w:r>
+        <w:t xml:space="preserve">Solution for above issue, </w:t>
+      </w:r>
+      <w:r>
+        <w:t>Here comes the role of API</w:t>
+      </w:r>
+      <w:r>
+        <w:t>:</w:t>
+      </w:r>
+    </w:p>
+    <w:p>
+      <w:pPr>
+        <w:spacing w:after="80"/>
+        <w:ind w:firstLine="360"/>
+        <w:jc w:val="center"/>
+      </w:pPr>
+      <w:r>
+        <w:rPr>
+          <w:noProof/>
+          <w:lang w:eastAsia="en-IN"/>
+        </w:rPr>
+        <w:lastRenderedPageBreak/>
+        <w:drawing>
+          <wp:inline distT="0" distB="0" distL="0" distR="0" wp14:anchorId="3A415EAD" wp14:editId="617B84FE">
+            <wp:extent cx="5143500" cy="3257550"/>
+            <wp:effectExtent l="0" t="0" r="0" b="0"/>
+            <wp:docPr id="2" name="Picture 2"/>
+            <wp:cNvGraphicFramePr>
+              <a:graphicFrameLocks xmlns:a="http://schemas.openxmlformats.org/drawingml/2006/main" noChangeAspect="1"/>
+            </wp:cNvGraphicFramePr>
+            <a:graphic xmlns:a="http://schemas.openxmlformats.org/drawingml/2006/main">
+              <a:graphicData uri="http://schemas.openxmlformats.org/drawingml/2006/picture">
+                <pic:pic xmlns:pic="http://schemas.openxmlformats.org/drawingml/2006/picture">
+                  <pic:nvPicPr>
+                    <pic:cNvPr id="1" name=""/>
+                    <pic:cNvPicPr/>
+                  </pic:nvPicPr>
+                  <pic:blipFill rotWithShape="1">
+                    <a:blip r:embed="rId6"/>
+                    <a:srcRect l="2924" t="5804" r="13965" b="7891"/>
+                    <a:stretch/>
+                  </pic:blipFill>
+                  <pic:spPr bwMode="auto">
+                    <a:xfrm>
+                      <a:off x="0" y="0"/>
+                      <a:ext cx="5143500" cy="3257550"/>
+                    </a:xfrm>
+                    <a:prstGeom prst="rect">
+                      <a:avLst/>
+                    </a:prstGeom>
+                    <a:ln>
+                      <a:noFill/>
+                    </a:ln>
+                    <a:extLst>
+                      <a:ext uri="{53640926-AAD7-44D8-BBD7-CCE9431645EC}">
+                        <a14:shadowObscured xmlns:a14="http://schemas.microsoft.com/office/drawing/2010/main"/>
+                      </a:ext>
+                    </a:extLst>
+                  </pic:spPr>
+                </pic:pic>
+              </a:graphicData>
+            </a:graphic>
+          </wp:inline>
+        </w:drawing>
+      </w:r>
+    </w:p>
+    <w:p>
+      <w:pPr>
+        <w:spacing w:after="80"/>
+        <w:ind w:left="360"/>
+        <w:jc w:val="both"/>
+      </w:pPr>
+      <w:r>
+        <w:t>You decouple entire software application, writing frontend and backend codes separately. And now backend can be accessible easily now to request. So, what happens here, publicly available functions are available on endpoints (</w:t>
+      </w:r>
+      <w:r>
+        <w:t>specific URL or location where an API receives requests</w:t>
+      </w:r>
+      <w:r>
+        <w:t xml:space="preserve">) </w:t>
+      </w:r>
+      <w:r>
+        <w:t>this function</w:t>
+      </w:r>
+      <w:r>
+        <w:t xml:space="preserve"> interacts with the backend where the same already available functions which interacts with database and requests works as normal and returns the data which then </w:t>
+      </w:r>
+      <w:r>
+        <w:t>API</w:t>
+      </w:r>
+      <w:r>
+        <w:t xml:space="preserve"> returns to the endpoint</w:t>
+      </w:r>
+      <w:r>
+        <w:t>s</w:t>
+      </w:r>
+      <w:r>
+        <w:t xml:space="preserve"> then to the source. </w:t>
+      </w:r>
+      <w:r>
+        <w:t xml:space="preserve">Here </w:t>
+      </w:r>
+      <w:r>
         <w:rPr>
           <w:b/>
           <w:bCs/>
         </w:rPr>
-      </w:pPr>
-      <w:r>
-        <w:rPr>
-          <w:b/>
-          <w:bCs/>
-        </w:rPr>
-        <w:t>Diagram from 22:00</w:t>
+        <w:t>you did two things different</w:t>
+      </w:r>
+      <w:r>
+        <w:t xml:space="preserve">, first decoupled the entire application and second make backend or at least some functions of backend made available publicly. </w:t>
+      </w:r>
+      <w:r>
+        <w:t xml:space="preserve">And even your frontend which is a different software application now interact with the backend trough API calls. </w:t>
       </w:r>
     </w:p>
     <w:p>
       <w:pPr>
         <w:spacing w:after="80"/>
         <w:ind w:left="360"/>
-        <w:jc w:val="both"/>
-      </w:pPr>
-      <w:r>
-        <w:t xml:space="preserve">Suppose we need to serve data to different user from our database, e.g. IRCTC would be sharing data to </w:t>
-      </w:r>
-      <w:r>
-        <w:t>MakeMyTrip</w:t>
-      </w:r>
-      <w:r>
-        <w:t xml:space="preserve">, Yatra, ixigo etc. in this case we can’t directly give access of our database to these users. So other logical thing to do would be to give access of our backend meaning the code functions or classes which handles request form frontend and returns the data from the database to frontend, same functions from the backend would connect to the users and handles requests from these but these can not be done, as in monolithic architecture the frontend and backend are tightly connected as everything is a part of one integrated application. </w:t>
-      </w:r>
-    </w:p>
-    <w:p>
-      <w:pPr>
-        <w:spacing w:after="80"/>
-        <w:ind w:firstLine="360"/>
-        <w:jc w:val="both"/>
-      </w:pPr>
-      <w:r>
-        <w:t xml:space="preserve">Solution for above issue, </w:t>
-      </w:r>
-      <w:r>
-        <w:t>Here comes the role of API</w:t>
-      </w:r>
-      <w:r>
-        <w:t>:</w:t>
-      </w:r>
-    </w:p>
-    <w:p>
-      <w:pPr>
-        <w:spacing w:after="80"/>
-        <w:ind w:firstLine="360"/>
-        <w:jc w:val="both"/>
-        <w:rPr>
-          <w:b/>
-          <w:bCs/>
-        </w:rPr>
-      </w:pPr>
-      <w:r>
-        <w:rPr>
-          <w:b/>
-          <w:bCs/>
-        </w:rPr>
-        <w:t>Diagram from 26:26</w:t>
+        <w:jc w:val="center"/>
+      </w:pPr>
+      <w:r>
+        <w:rPr>
+          <w:noProof/>
+          <w:lang w:eastAsia="en-IN"/>
+        </w:rPr>
+        <w:drawing>
+          <wp:inline distT="0" distB="0" distL="0" distR="0" wp14:anchorId="6718A670" wp14:editId="3DD2B552">
+            <wp:extent cx="3162300" cy="3114675"/>
+            <wp:effectExtent l="0" t="0" r="0" b="9525"/>
+            <wp:docPr id="3" name="Picture 3"/>
+            <wp:cNvGraphicFramePr>
+              <a:graphicFrameLocks xmlns:a="http://schemas.openxmlformats.org/drawingml/2006/main" noChangeAspect="1"/>
+            </wp:cNvGraphicFramePr>
+            <a:graphic xmlns:a="http://schemas.openxmlformats.org/drawingml/2006/main">
+              <a:graphicData uri="http://schemas.openxmlformats.org/drawingml/2006/picture">
+                <pic:pic xmlns:pic="http://schemas.openxmlformats.org/drawingml/2006/picture">
+                  <pic:nvPicPr>
+                    <pic:cNvPr id="1" name=""/>
+                    <pic:cNvPicPr/>
+                  </pic:nvPicPr>
+                  <pic:blipFill rotWithShape="1">
+                    <a:blip r:embed="rId7"/>
+                    <a:srcRect l="23702" t="3833" r="25200" b="6644"/>
+                    <a:stretch/>
+                  </pic:blipFill>
+                  <pic:spPr bwMode="auto">
+                    <a:xfrm>
+                      <a:off x="0" y="0"/>
+                      <a:ext cx="3162300" cy="3114675"/>
+                    </a:xfrm>
+                    <a:prstGeom prst="rect">
+                      <a:avLst/>
+                    </a:prstGeom>
+                    <a:ln>
+                      <a:noFill/>
+                    </a:ln>
+                    <a:extLst>
+                      <a:ext uri="{53640926-AAD7-44D8-BBD7-CCE9431645EC}">
+                        <a14:shadowObscured xmlns:a14="http://schemas.microsoft.com/office/drawing/2010/main"/>
+                      </a:ext>
+                    </a:extLst>
+                  </pic:spPr>
+                </pic:pic>
+              </a:graphicData>
+            </a:graphic>
+          </wp:inline>
+        </w:drawing>
       </w:r>
     </w:p>
     <w:p>
@@ -298,57 +470,6 @@
         <w:jc w:val="both"/>
       </w:pPr>
       <w:r>
-        <w:t>You decouple entire software application, writing frontend and backend codes separately. And now backend can be accessible easily now to request. So, what happens here, publicly available functions are available on endpoints (</w:t>
-      </w:r>
-      <w:r>
-        <w:t>specific URL or location where an API receives requests</w:t>
-      </w:r>
-      <w:r>
-        <w:t xml:space="preserve">) </w:t>
-      </w:r>
-      <w:r>
-        <w:t>this function</w:t>
-      </w:r>
-      <w:r>
-        <w:t xml:space="preserve"> interacts with the backend where the same already available functions which interacts with database and requests works as normal and returns the data which then </w:t>
-      </w:r>
-      <w:r>
-        <w:t>API</w:t>
-      </w:r>
-      <w:r>
-        <w:t xml:space="preserve"> returns to the endpoint</w:t>
-      </w:r>
-      <w:r>
-        <w:t>s</w:t>
-      </w:r>
-      <w:r>
-        <w:t xml:space="preserve"> then to the source. </w:t>
-      </w:r>
-      <w:r>
-        <w:t xml:space="preserve">Here </w:t>
-      </w:r>
-      <w:r>
-        <w:rPr>
-          <w:b/>
-          <w:bCs/>
-        </w:rPr>
-        <w:t>you did two things different</w:t>
-      </w:r>
-      <w:r>
-        <w:t xml:space="preserve">, first decoupled the entire application and second make backend or at least some functions of backend made available publicly. </w:t>
-      </w:r>
-      <w:r>
-        <w:t xml:space="preserve">And even your frontend which is a different software application now interact with the backend trough API calls. </w:t>
-      </w:r>
-    </w:p>
-    <w:p>
-      <w:pPr>
-        <w:spacing w:after="80"/>
-        <w:ind w:left="360"/>
-        <w:jc w:val="both"/>
-      </w:pPr>
-      <w:r>
-        <w:lastRenderedPageBreak/>
         <w:t>APIs follow HTTP protocol and has output data format as JSON.</w:t>
       </w:r>
       <w:r>
@@ -366,6 +487,7 @@
         <w:jc w:val="both"/>
       </w:pPr>
       <w:r>
+        <w:lastRenderedPageBreak/>
         <w:t>For multiple device application like Android, windows and IOS front end of the application</w:t>
       </w:r>
       <w:r>
@@ -377,10 +499,8 @@
     </w:p>
     <w:p>
       <w:pPr>
-        <w:pStyle w:val="ListParagraph"/>
         <w:spacing w:after="80"/>
-        <w:ind w:left="360"/>
-        <w:jc w:val="both"/>
+        <w:jc w:val="center"/>
         <w:rPr>
           <w:b/>
           <w:bCs/>
@@ -388,42 +508,140 @@
       </w:pPr>
       <w:r>
         <w:rPr>
+          <w:noProof/>
+          <w:lang w:eastAsia="en-IN"/>
+        </w:rPr>
+        <w:drawing>
+          <wp:inline distT="0" distB="0" distL="0" distR="0" wp14:anchorId="64F000D6" wp14:editId="0378C6F2">
+            <wp:extent cx="3695700" cy="2066925"/>
+            <wp:effectExtent l="0" t="0" r="0" b="9525"/>
+            <wp:docPr id="4" name="Picture 4"/>
+            <wp:cNvGraphicFramePr>
+              <a:graphicFrameLocks xmlns:a="http://schemas.openxmlformats.org/drawingml/2006/main" noChangeAspect="1"/>
+            </wp:cNvGraphicFramePr>
+            <a:graphic xmlns:a="http://schemas.openxmlformats.org/drawingml/2006/main">
+              <a:graphicData uri="http://schemas.openxmlformats.org/drawingml/2006/picture">
+                <pic:pic xmlns:pic="http://schemas.openxmlformats.org/drawingml/2006/picture">
+                  <pic:nvPicPr>
+                    <pic:cNvPr id="1" name=""/>
+                    <pic:cNvPicPr/>
+                  </pic:nvPicPr>
+                  <pic:blipFill rotWithShape="1">
+                    <a:blip r:embed="rId8"/>
+                    <a:srcRect l="4772" t="23270" r="35512" b="17321"/>
+                    <a:stretch/>
+                  </pic:blipFill>
+                  <pic:spPr bwMode="auto">
+                    <a:xfrm>
+                      <a:off x="0" y="0"/>
+                      <a:ext cx="3695700" cy="2066925"/>
+                    </a:xfrm>
+                    <a:prstGeom prst="rect">
+                      <a:avLst/>
+                    </a:prstGeom>
+                    <a:ln>
+                      <a:noFill/>
+                    </a:ln>
+                    <a:extLst>
+                      <a:ext uri="{53640926-AAD7-44D8-BBD7-CCE9431645EC}">
+                        <a14:shadowObscured xmlns:a14="http://schemas.microsoft.com/office/drawing/2010/main"/>
+                      </a:ext>
+                    </a:extLst>
+                  </pic:spPr>
+                </pic:pic>
+              </a:graphicData>
+            </a:graphic>
+          </wp:inline>
+        </w:drawing>
+      </w:r>
+    </w:p>
+    <w:p>
+      <w:pPr>
+        <w:spacing w:after="80"/>
+        <w:rPr>
           <w:b/>
           <w:bCs/>
         </w:rPr>
-        <w:t xml:space="preserve">Diag. 36:46 </w:t>
-      </w:r>
-    </w:p>
-    <w:p>
-      <w:pPr>
-        <w:spacing w:after="80"/>
-        <w:jc w:val="both"/>
+      </w:pPr>
+      <w:r>
         <w:rPr>
           <w:b/>
           <w:bCs/>
         </w:rPr>
-      </w:pPr>
-      <w:r>
+        <w:t>Perspective with ML domain.</w:t>
+      </w:r>
+    </w:p>
+    <w:p>
+      <w:pPr>
+        <w:spacing w:after="80"/>
+        <w:jc w:val="both"/>
+      </w:pPr>
+      <w:r>
+        <w:t xml:space="preserve">Similar to software monolithic architecture, </w:t>
+      </w:r>
+      <w:r>
+        <w:t xml:space="preserve">ML model interacts with backend through functions in backend and backend receives those request directly from frontend are these are coupled tightly. </w:t>
+      </w:r>
+      <w:r>
+        <w:t xml:space="preserve"> </w:t>
+      </w:r>
+    </w:p>
+    <w:p>
+      <w:pPr>
+        <w:spacing w:after="80"/>
+        <w:jc w:val="center"/>
         <w:rPr>
           <w:b/>
           <w:bCs/>
         </w:rPr>
-        <w:t>Perspective with ML domain.</w:t>
-      </w:r>
-    </w:p>
-    <w:p>
-      <w:pPr>
-        <w:spacing w:after="80"/>
-        <w:jc w:val="both"/>
-      </w:pPr>
-      <w:r>
-        <w:t xml:space="preserve">Similar to software monolithic architecture, </w:t>
-      </w:r>
-      <w:r>
-        <w:t xml:space="preserve">ML model interacts with backend through functions in backend and backend receives those request directly from frontend are these are coupled tightly. </w:t>
-      </w:r>
-      <w:r>
-        <w:t xml:space="preserve"> </w:t>
+      </w:pPr>
+      <w:r>
+        <w:rPr>
+          <w:noProof/>
+          <w:lang w:eastAsia="en-IN"/>
+        </w:rPr>
+        <w:drawing>
+          <wp:inline distT="0" distB="0" distL="0" distR="0" wp14:anchorId="0FEC1837" wp14:editId="6FA8F2C0">
+            <wp:extent cx="5915025" cy="3009900"/>
+            <wp:effectExtent l="0" t="0" r="9525" b="0"/>
+            <wp:docPr id="5" name="Picture 5"/>
+            <wp:cNvGraphicFramePr>
+              <a:graphicFrameLocks xmlns:a="http://schemas.openxmlformats.org/drawingml/2006/main" noChangeAspect="1"/>
+            </wp:cNvGraphicFramePr>
+            <a:graphic xmlns:a="http://schemas.openxmlformats.org/drawingml/2006/main">
+              <a:graphicData uri="http://schemas.openxmlformats.org/drawingml/2006/picture">
+                <pic:pic xmlns:pic="http://schemas.openxmlformats.org/drawingml/2006/picture">
+                  <pic:nvPicPr>
+                    <pic:cNvPr id="1" name=""/>
+                    <pic:cNvPicPr/>
+                  </pic:nvPicPr>
+                  <pic:blipFill rotWithShape="1">
+                    <a:blip r:embed="rId9"/>
+                    <a:srcRect l="-307" t="3285" r="4730" b="10203"/>
+                    <a:stretch/>
+                  </pic:blipFill>
+                  <pic:spPr bwMode="auto">
+                    <a:xfrm>
+                      <a:off x="0" y="0"/>
+                      <a:ext cx="5915025" cy="3009900"/>
+                    </a:xfrm>
+                    <a:prstGeom prst="rect">
+                      <a:avLst/>
+                    </a:prstGeom>
+                    <a:ln>
+                      <a:noFill/>
+                    </a:ln>
+                    <a:extLst>
+                      <a:ext uri="{53640926-AAD7-44D8-BBD7-CCE9431645EC}">
+                        <a14:shadowObscured xmlns:a14="http://schemas.microsoft.com/office/drawing/2010/main"/>
+                      </a:ext>
+                    </a:extLst>
+                  </pic:spPr>
+                </pic:pic>
+              </a:graphicData>
+            </a:graphic>
+          </wp:inline>
+        </w:drawing>
       </w:r>
     </w:p>
     <w:p>
@@ -435,288 +653,496 @@
           <w:bCs/>
         </w:rPr>
       </w:pPr>
-      <w:proofErr w:type="spellStart"/>
       <w:r>
         <w:rPr>
           <w:b/>
           <w:bCs/>
         </w:rPr>
-        <w:t>Diag</w:t>
-      </w:r>
-      <w:proofErr w:type="spellEnd"/>
+        <w:t xml:space="preserve">Now with APIs the exactly same change happens in ML applications, the only difference is instead of database the backends interacts with model </w:t>
+      </w:r>
+      <w:proofErr w:type="gramStart"/>
       <w:r>
         <w:rPr>
           <w:b/>
           <w:bCs/>
         </w:rPr>
-        <w:t>: 40:00</w:t>
-      </w:r>
-    </w:p>
-    <w:p>
-      <w:pPr>
-        <w:spacing w:after="80"/>
-        <w:jc w:val="both"/>
+        <w:t>file(</w:t>
+      </w:r>
+      <w:proofErr w:type="gramEnd"/>
+      <w:r>
         <w:rPr>
           <w:b/>
           <w:bCs/>
         </w:rPr>
+        <w:t>binary file)</w:t>
+      </w:r>
+    </w:p>
+    <w:p>
+      <w:pPr>
+        <w:jc w:val="center"/>
+      </w:pPr>
+      <w:r>
+        <w:rPr>
+          <w:noProof/>
+          <w:lang w:eastAsia="en-IN"/>
+        </w:rPr>
+        <w:lastRenderedPageBreak/>
+        <w:drawing>
+          <wp:inline distT="0" distB="0" distL="0" distR="0" wp14:anchorId="2DD40A9D" wp14:editId="5D89C5A3">
+            <wp:extent cx="3886200" cy="3314700"/>
+            <wp:effectExtent l="0" t="0" r="0" b="0"/>
+            <wp:docPr id="6" name="Picture 6"/>
+            <wp:cNvGraphicFramePr>
+              <a:graphicFrameLocks xmlns:a="http://schemas.openxmlformats.org/drawingml/2006/main" noChangeAspect="1"/>
+            </wp:cNvGraphicFramePr>
+            <a:graphic xmlns:a="http://schemas.openxmlformats.org/drawingml/2006/main">
+              <a:graphicData uri="http://schemas.openxmlformats.org/drawingml/2006/picture">
+                <pic:pic xmlns:pic="http://schemas.openxmlformats.org/drawingml/2006/picture">
+                  <pic:nvPicPr>
+                    <pic:cNvPr id="1" name=""/>
+                    <pic:cNvPicPr/>
+                  </pic:nvPicPr>
+                  <pic:blipFill rotWithShape="1">
+                    <a:blip r:embed="rId10"/>
+                    <a:srcRect l="19701" t="1917" r="17505" b="2811"/>
+                    <a:stretch/>
+                  </pic:blipFill>
+                  <pic:spPr bwMode="auto">
+                    <a:xfrm>
+                      <a:off x="0" y="0"/>
+                      <a:ext cx="3886200" cy="3314700"/>
+                    </a:xfrm>
+                    <a:prstGeom prst="rect">
+                      <a:avLst/>
+                    </a:prstGeom>
+                    <a:ln>
+                      <a:noFill/>
+                    </a:ln>
+                    <a:extLst>
+                      <a:ext uri="{53640926-AAD7-44D8-BBD7-CCE9431645EC}">
+                        <a14:shadowObscured xmlns:a14="http://schemas.microsoft.com/office/drawing/2010/main"/>
+                      </a:ext>
+                    </a:extLst>
+                  </pic:spPr>
+                </pic:pic>
+              </a:graphicData>
+            </a:graphic>
+          </wp:inline>
+        </w:drawing>
+      </w:r>
+      <w:r>
+        <w:br w:type="page"/>
+      </w:r>
+    </w:p>
+    <w:p>
+      <w:pPr>
+        <w:jc w:val="both"/>
       </w:pPr>
       <w:r>
         <w:rPr>
           <w:b/>
           <w:bCs/>
         </w:rPr>
-        <w:t xml:space="preserve">Now with APIs the exactly same change happens in ML applications, the only difference is instead of database the backends interacts with model file(binary file) </w:t>
-      </w:r>
-    </w:p>
-    <w:p>
+        <w:lastRenderedPageBreak/>
+        <w:t>Fast API:</w:t>
+      </w:r>
+      <w:r>
+        <w:t xml:space="preserve"> modern high-per</w:t>
+      </w:r>
+      <w:r>
+        <w:t xml:space="preserve">formance web framework for building APIs with python. </w:t>
+      </w:r>
+    </w:p>
+    <w:p>
+      <w:pPr>
+        <w:jc w:val="both"/>
+      </w:pPr>
+      <w:r>
+        <w:t xml:space="preserve">It is based on two python libraries </w:t>
+      </w:r>
       <w:proofErr w:type="spellStart"/>
       <w:r>
-        <w:t>Diag</w:t>
+        <w:t>Starlette</w:t>
       </w:r>
       <w:proofErr w:type="spellEnd"/>
       <w:r>
-        <w:t xml:space="preserve"> 44:00 </w:t>
-      </w:r>
-    </w:p>
-    <w:p>
-      <w:r>
-        <w:br w:type="page"/>
-      </w:r>
-    </w:p>
-    <w:p>
-      <w:pPr>
-        <w:jc w:val="both"/>
-      </w:pPr>
-      <w:r>
+        <w:t xml:space="preserve"> and </w:t>
+      </w:r>
+      <w:proofErr w:type="spellStart"/>
+      <w:r>
+        <w:t>Pydantic</w:t>
+      </w:r>
+      <w:proofErr w:type="spellEnd"/>
+      <w:r>
+        <w:t xml:space="preserve">, </w:t>
+      </w:r>
+      <w:proofErr w:type="spellStart"/>
+      <w:r>
+        <w:t>Starlette</w:t>
+      </w:r>
+      <w:proofErr w:type="spellEnd"/>
+      <w:r>
+        <w:t xml:space="preserve">, where </w:t>
+      </w:r>
+      <w:proofErr w:type="spellStart"/>
+      <w:r>
+        <w:t>Starlette</w:t>
+      </w:r>
+      <w:proofErr w:type="spellEnd"/>
+      <w:r>
+        <w:t xml:space="preserve"> handles the request meaning the all the request from the user to the backend and the response from the backend to the user. Whereas the </w:t>
+      </w:r>
+      <w:proofErr w:type="spellStart"/>
+      <w:r>
+        <w:t>Pydantic</w:t>
+      </w:r>
+      <w:proofErr w:type="spellEnd"/>
+      <w:r>
+        <w:t xml:space="preserve"> handles the data validation part of the returned output. </w:t>
+      </w:r>
+    </w:p>
+    <w:p>
+      <w:pPr>
+        <w:jc w:val="both"/>
+      </w:pPr>
+      <w:r>
+        <w:t>Philosophy of FAST APIs</w:t>
+      </w:r>
+    </w:p>
+    <w:p>
+      <w:pPr>
+        <w:jc w:val="both"/>
+      </w:pPr>
+      <w:r>
+        <w:t>APIs made from Fast API has very low latency making it faster than previous frameworks</w:t>
+      </w:r>
+      <w:r>
+        <w:t xml:space="preserve">, handles concurrent users </w:t>
+      </w:r>
+      <w:r>
+        <w:t xml:space="preserve">and </w:t>
+      </w:r>
+      <w:r>
+        <w:t xml:space="preserve">are very easily be made unlike previous frameworks where lot boiler code needed to be there. </w:t>
+      </w:r>
+    </w:p>
+    <w:p>
+      <w:pPr>
+        <w:jc w:val="both"/>
+      </w:pPr>
+      <w:proofErr w:type="gramStart"/>
+      <w:r>
+        <w:t>i.e</w:t>
+      </w:r>
+      <w:proofErr w:type="gramEnd"/>
+      <w:r>
+        <w:t xml:space="preserve">. Fast to run and </w:t>
+      </w:r>
+      <w:r>
+        <w:t>fast</w:t>
+      </w:r>
+      <w:r>
+        <w:t xml:space="preserve"> to code. </w:t>
+      </w:r>
+    </w:p>
+    <w:p>
+      <w:pPr>
+        <w:jc w:val="center"/>
+      </w:pPr>
+      <w:r>
+        <w:rPr>
+          <w:noProof/>
+          <w:lang w:eastAsia="en-IN"/>
+        </w:rPr>
+        <w:drawing>
+          <wp:inline distT="0" distB="0" distL="0" distR="0" wp14:anchorId="0A2004B8" wp14:editId="5858C370">
+            <wp:extent cx="3200400" cy="1685925"/>
+            <wp:effectExtent l="0" t="0" r="0" b="9525"/>
+            <wp:docPr id="7" name="Picture 7"/>
+            <wp:cNvGraphicFramePr>
+              <a:graphicFrameLocks xmlns:a="http://schemas.openxmlformats.org/drawingml/2006/main" noChangeAspect="1"/>
+            </wp:cNvGraphicFramePr>
+            <a:graphic xmlns:a="http://schemas.openxmlformats.org/drawingml/2006/main">
+              <a:graphicData uri="http://schemas.openxmlformats.org/drawingml/2006/picture">
+                <pic:pic xmlns:pic="http://schemas.openxmlformats.org/drawingml/2006/picture">
+                  <pic:nvPicPr>
+                    <pic:cNvPr id="1" name=""/>
+                    <pic:cNvPicPr/>
+                  </pic:nvPicPr>
+                  <pic:blipFill rotWithShape="1">
+                    <a:blip r:embed="rId11"/>
+                    <a:srcRect l="4310" t="24092" r="43977" b="27450"/>
+                    <a:stretch/>
+                  </pic:blipFill>
+                  <pic:spPr bwMode="auto">
+                    <a:xfrm>
+                      <a:off x="0" y="0"/>
+                      <a:ext cx="3200400" cy="1685925"/>
+                    </a:xfrm>
+                    <a:prstGeom prst="rect">
+                      <a:avLst/>
+                    </a:prstGeom>
+                    <a:ln>
+                      <a:noFill/>
+                    </a:ln>
+                    <a:extLst>
+                      <a:ext uri="{53640926-AAD7-44D8-BBD7-CCE9431645EC}">
+                        <a14:shadowObscured xmlns:a14="http://schemas.microsoft.com/office/drawing/2010/main"/>
+                      </a:ext>
+                    </a:extLst>
+                  </pic:spPr>
+                </pic:pic>
+              </a:graphicData>
+            </a:graphic>
+          </wp:inline>
+        </w:drawing>
+      </w:r>
+    </w:p>
+    <w:p>
+      <w:r>
+        <w:t xml:space="preserve">Why Fast API is </w:t>
+      </w:r>
+      <w:r>
+        <w:t>fast</w:t>
+      </w:r>
+      <w:r>
+        <w:t xml:space="preserve"> to </w:t>
+      </w:r>
+      <w:r>
+        <w:t>run?</w:t>
+      </w:r>
+    </w:p>
+    <w:p>
+      <w:pPr>
+        <w:jc w:val="both"/>
+      </w:pPr>
+      <w:r>
+        <w:t xml:space="preserve">First let’s understand how a traditional Flask APIs </w:t>
+      </w:r>
+      <w:r>
+        <w:t>works.</w:t>
+      </w:r>
+    </w:p>
+    <w:p>
+      <w:pPr>
+        <w:jc w:val="center"/>
+      </w:pPr>
+      <w:r>
+        <w:rPr>
+          <w:noProof/>
+          <w:lang w:eastAsia="en-IN"/>
+        </w:rPr>
+        <w:drawing>
+          <wp:inline distT="0" distB="0" distL="0" distR="0" wp14:anchorId="3292536B" wp14:editId="342F89C4">
+            <wp:extent cx="6419351" cy="3162300"/>
+            <wp:effectExtent l="0" t="0" r="635" b="0"/>
+            <wp:docPr id="8" name="Picture 8"/>
+            <wp:cNvGraphicFramePr>
+              <a:graphicFrameLocks xmlns:a="http://schemas.openxmlformats.org/drawingml/2006/main" noChangeAspect="1"/>
+            </wp:cNvGraphicFramePr>
+            <a:graphic xmlns:a="http://schemas.openxmlformats.org/drawingml/2006/main">
+              <a:graphicData uri="http://schemas.openxmlformats.org/drawingml/2006/picture">
+                <pic:pic xmlns:pic="http://schemas.openxmlformats.org/drawingml/2006/picture">
+                  <pic:nvPicPr>
+                    <pic:cNvPr id="1" name=""/>
+                    <pic:cNvPicPr/>
+                  </pic:nvPicPr>
+                  <pic:blipFill rotWithShape="1">
+                    <a:blip r:embed="rId12"/>
+                    <a:srcRect l="15699" t="19165" r="883" b="7738"/>
+                    <a:stretch/>
+                  </pic:blipFill>
+                  <pic:spPr bwMode="auto">
+                    <a:xfrm>
+                      <a:off x="0" y="0"/>
+                      <a:ext cx="6429672" cy="3167384"/>
+                    </a:xfrm>
+                    <a:prstGeom prst="rect">
+                      <a:avLst/>
+                    </a:prstGeom>
+                    <a:ln>
+                      <a:noFill/>
+                    </a:ln>
+                    <a:extLst>
+                      <a:ext uri="{53640926-AAD7-44D8-BBD7-CCE9431645EC}">
+                        <a14:shadowObscured xmlns:a14="http://schemas.microsoft.com/office/drawing/2010/main"/>
+                      </a:ext>
+                    </a:extLst>
+                  </pic:spPr>
+                </pic:pic>
+              </a:graphicData>
+            </a:graphic>
+          </wp:inline>
+        </w:drawing>
+      </w:r>
+    </w:p>
+    <w:p>
+      <w:pPr>
+        <w:jc w:val="both"/>
+      </w:pPr>
+      <w:r>
+        <w:t>Web server handles the HTTP request including the input in HTTP request And the same request is sent to the API code, but the API code does not understand the http request so we have SGI</w:t>
+      </w:r>
+      <w:r>
+        <w:t xml:space="preserve"> (server gateway </w:t>
+      </w:r>
+      <w:r>
+        <w:t>interface) in</w:t>
+      </w:r>
+      <w:r>
+        <w:t xml:space="preserve"> </w:t>
+      </w:r>
+      <w:r>
+        <w:t>between which converts the http request into python understandable format</w:t>
+      </w:r>
+      <w:r>
+        <w:t xml:space="preserve"> which is then sent  to the API code which understands the input and returns the output from backend </w:t>
+      </w:r>
+      <w:r>
+        <w:lastRenderedPageBreak/>
+        <w:t xml:space="preserve">then SGI again convert the python format output into http request and web server return the output in http response format. </w:t>
+      </w:r>
+    </w:p>
+    <w:p>
+      <w:pPr>
+        <w:jc w:val="both"/>
+      </w:pPr>
+    </w:p>
+    <w:p>
+      <w:pPr>
+        <w:pStyle w:val="NormalWeb"/>
+        <w:spacing w:before="0" w:beforeAutospacing="0" w:after="0" w:afterAutospacing="0"/>
+        <w:jc w:val="both"/>
+        <w:rPr>
+          <w:rFonts w:asciiTheme="minorHAnsi" w:hAnsiTheme="minorHAnsi"/>
+        </w:rPr>
+      </w:pPr>
+      <w:r>
+        <w:rPr>
+          <w:rStyle w:val="Strong"/>
+          <w:rFonts w:asciiTheme="minorHAnsi" w:eastAsiaTheme="majorEastAsia" w:hAnsiTheme="minorHAnsi"/>
+        </w:rPr>
+        <w:t>Route:</w:t>
+      </w:r>
+      <w:r>
+        <w:rPr>
+          <w:rFonts w:asciiTheme="minorHAnsi" w:hAnsiTheme="minorHAnsi"/>
+        </w:rPr>
+        <w:t xml:space="preserve"> URL path + HTTP method mapping</w:t>
+      </w:r>
+    </w:p>
+    <w:p>
+      <w:pPr>
+        <w:pStyle w:val="NormalWeb"/>
+        <w:spacing w:before="0" w:beforeAutospacing="0" w:after="0" w:afterAutospacing="0"/>
+        <w:jc w:val="both"/>
+        <w:rPr>
+          <w:rFonts w:asciiTheme="minorHAnsi" w:hAnsiTheme="minorHAnsi"/>
+        </w:rPr>
+      </w:pPr>
+      <w:r>
+        <w:rPr>
+          <w:rStyle w:val="Strong"/>
+          <w:rFonts w:asciiTheme="minorHAnsi" w:eastAsiaTheme="majorEastAsia" w:hAnsiTheme="minorHAnsi"/>
+        </w:rPr>
+        <w:t>Endpoint:</w:t>
+      </w:r>
+      <w:r>
+        <w:rPr>
+          <w:rFonts w:asciiTheme="minorHAnsi" w:hAnsiTheme="minorHAnsi"/>
+        </w:rPr>
+        <w:t xml:space="preserve"> The function (handler) that runs when the route is hit</w:t>
+      </w:r>
+      <w:r>
+        <w:rPr>
+          <w:rFonts w:asciiTheme="minorHAnsi" w:hAnsiTheme="minorHAnsi"/>
+        </w:rPr>
+        <w:t>.</w:t>
+      </w:r>
+    </w:p>
+    <w:p>
+      <w:pPr>
+        <w:pStyle w:val="NormalWeb"/>
+        <w:spacing w:before="0" w:beforeAutospacing="0" w:after="0" w:afterAutospacing="0"/>
+        <w:jc w:val="both"/>
+        <w:rPr>
+          <w:rFonts w:asciiTheme="minorHAnsi" w:hAnsiTheme="minorHAnsi"/>
+        </w:rPr>
+      </w:pPr>
+    </w:p>
+    <w:p>
+      <w:pPr>
+        <w:jc w:val="both"/>
         <w:rPr>
           <w:b/>
           <w:bCs/>
         </w:rPr>
-        <w:lastRenderedPageBreak/>
-        <w:t>Fast API:</w:t>
-      </w:r>
-      <w:r>
-        <w:t xml:space="preserve"> modern high-per</w:t>
-      </w:r>
-      <w:r>
-        <w:t xml:space="preserve">formance web framework for building APIs with python. </w:t>
-      </w:r>
-    </w:p>
-    <w:p>
-      <w:pPr>
-        <w:jc w:val="both"/>
-      </w:pPr>
-      <w:r>
-        <w:t xml:space="preserve">It is based on two python libraries Starlette and </w:t>
-      </w:r>
-      <w:proofErr w:type="spellStart"/>
-      <w:r>
-        <w:t>Pydantic</w:t>
-      </w:r>
-      <w:proofErr w:type="spellEnd"/>
-      <w:r>
-        <w:t xml:space="preserve">, Starlette, where Starlette handles the request meaning the all the request from the user to the backend and the response from the backend to the user. Whereas the </w:t>
-      </w:r>
-      <w:proofErr w:type="spellStart"/>
-      <w:r>
-        <w:t>Pydantic</w:t>
-      </w:r>
-      <w:proofErr w:type="spellEnd"/>
-      <w:r>
-        <w:t xml:space="preserve"> handles the data validation part of the returned output. </w:t>
-      </w:r>
-    </w:p>
-    <w:p>
-      <w:pPr>
-        <w:jc w:val="both"/>
-      </w:pPr>
-      <w:r>
-        <w:t>Philosophy of FAST APIs</w:t>
-      </w:r>
-    </w:p>
-    <w:p>
-      <w:pPr>
-        <w:jc w:val="both"/>
-      </w:pPr>
-      <w:r>
-        <w:t>APIs made from Fast API has very low latency making it faster than previous frameworks</w:t>
-      </w:r>
-      <w:r>
-        <w:t xml:space="preserve">, handles concurrent users </w:t>
-      </w:r>
-      <w:r>
-        <w:t xml:space="preserve">and </w:t>
-      </w:r>
-      <w:r>
-        <w:t xml:space="preserve">are very easily be made unlike previous frameworks where lot boiler code needed to be there. </w:t>
-      </w:r>
-    </w:p>
-    <w:p>
-      <w:pPr>
-        <w:jc w:val="both"/>
-      </w:pPr>
-      <w:r>
-        <w:t xml:space="preserve">i.e. Fast to run and </w:t>
-      </w:r>
-      <w:r>
-        <w:t>fast</w:t>
-      </w:r>
-      <w:r>
-        <w:t xml:space="preserve"> to code. </w:t>
-      </w:r>
-    </w:p>
-    <w:p>
-      <w:pPr>
-        <w:jc w:val="both"/>
-      </w:pPr>
-      <w:proofErr w:type="spellStart"/>
+      </w:pPr>
       <w:r>
         <w:rPr>
           <w:b/>
           <w:bCs/>
         </w:rPr>
-        <w:t>Diag</w:t>
-      </w:r>
-      <w:proofErr w:type="spellEnd"/>
-      <w:r>
-        <w:rPr>
-          <w:b/>
-          <w:bCs/>
-        </w:rPr>
-        <w:t xml:space="preserve"> on 7:23</w:t>
-      </w:r>
-      <w:r>
-        <w:t xml:space="preserve"> </w:t>
-      </w:r>
-    </w:p>
-    <w:p>
-      <w:pPr>
-        <w:jc w:val="both"/>
-      </w:pPr>
-      <w:r>
-        <w:t xml:space="preserve">Why Fast API is Fast to </w:t>
-      </w:r>
-      <w:r>
-        <w:t>run?</w:t>
-      </w:r>
-    </w:p>
-    <w:p>
-      <w:pPr>
-        <w:jc w:val="both"/>
-      </w:pPr>
-      <w:r>
-        <w:t xml:space="preserve">First let’s understand how a traditional Flask APIs </w:t>
-      </w:r>
-      <w:r>
-        <w:t>works.</w:t>
-      </w:r>
-    </w:p>
-    <w:p>
-      <w:pPr>
-        <w:pStyle w:val="ListParagraph"/>
-        <w:numPr>
-          <w:ilvl w:val="0"/>
-          <w:numId w:val="1"/>
-        </w:numPr>
-        <w:jc w:val="both"/>
-        <w:rPr>
-          <w:b/>
-          <w:bCs/>
-        </w:rPr>
-      </w:pPr>
-      <w:proofErr w:type="spellStart"/>
-      <w:r>
-        <w:rPr>
-          <w:b/>
-          <w:bCs/>
-        </w:rPr>
-        <w:t>Diag</w:t>
-      </w:r>
-      <w:proofErr w:type="spellEnd"/>
-      <w:r>
-        <w:rPr>
-          <w:b/>
-          <w:bCs/>
-        </w:rPr>
-        <w:t xml:space="preserve"> from 1</w:t>
-      </w:r>
-      <w:r>
-        <w:rPr>
-          <w:b/>
-          <w:bCs/>
-        </w:rPr>
-        <w:t>2:56</w:t>
-      </w:r>
-    </w:p>
-    <w:p>
-      <w:pPr>
-        <w:jc w:val="both"/>
-      </w:pPr>
-      <w:r>
-        <w:t>Web server handles the HTTP request including the input in HTTP request And the same request is sent to the API code, but the API code does not understand the http request so we have SGI</w:t>
-      </w:r>
-      <w:r>
-        <w:t xml:space="preserve"> (server gateway </w:t>
-      </w:r>
-      <w:r>
-        <w:t>interface) in</w:t>
-      </w:r>
-      <w:r>
-        <w:t xml:space="preserve"> </w:t>
-      </w:r>
-      <w:r>
-        <w:t>between which converts the http request into python understandable format</w:t>
-      </w:r>
-      <w:r>
-        <w:t xml:space="preserve"> which is then sent  to the API code which understands the input and returns the output from backend then SGI again convert the python format output into http request and web server return the output in http response format. </w:t>
-      </w:r>
-    </w:p>
-    <w:p>
-      <w:pPr>
-        <w:jc w:val="both"/>
-      </w:pPr>
-    </w:p>
-    <w:p>
-      <w:pPr>
-        <w:jc w:val="both"/>
-        <w:rPr>
-          <w:b/>
-          <w:bCs/>
-        </w:rPr>
-      </w:pPr>
-      <w:r>
-        <w:rPr>
-          <w:b/>
-          <w:bCs/>
-        </w:rPr>
         <w:t>Flask API vs Fast API</w:t>
       </w:r>
     </w:p>
     <w:p>
       <w:pPr>
-        <w:jc w:val="both"/>
-        <w:rPr>
-          <w:b/>
-          <w:bCs/>
-        </w:rPr>
-      </w:pPr>
-      <w:proofErr w:type="spellStart"/>
-      <w:r>
-        <w:rPr>
-          <w:b/>
-          <w:bCs/>
-        </w:rPr>
-        <w:t>Diag</w:t>
-      </w:r>
-      <w:proofErr w:type="spellEnd"/>
-      <w:r>
-        <w:rPr>
-          <w:b/>
-          <w:bCs/>
-        </w:rPr>
-        <w:t xml:space="preserve"> from 22:23</w:t>
-      </w:r>
+        <w:jc w:val="center"/>
+      </w:pPr>
+      <w:r>
+        <w:rPr>
+          <w:noProof/>
+          <w:lang w:eastAsia="en-IN"/>
+        </w:rPr>
+        <w:drawing>
+          <wp:inline distT="0" distB="0" distL="0" distR="0" wp14:anchorId="26A6D1AD" wp14:editId="5332BE0D">
+            <wp:extent cx="6153150" cy="3283301"/>
+            <wp:effectExtent l="0" t="0" r="0" b="0"/>
+            <wp:docPr id="9" name="Picture 9"/>
+            <wp:cNvGraphicFramePr>
+              <a:graphicFrameLocks xmlns:a="http://schemas.openxmlformats.org/drawingml/2006/main" noChangeAspect="1"/>
+            </wp:cNvGraphicFramePr>
+            <a:graphic xmlns:a="http://schemas.openxmlformats.org/drawingml/2006/main">
+              <a:graphicData uri="http://schemas.openxmlformats.org/drawingml/2006/picture">
+                <pic:pic xmlns:pic="http://schemas.openxmlformats.org/drawingml/2006/picture">
+                  <pic:nvPicPr>
+                    <pic:cNvPr id="1" name=""/>
+                    <pic:cNvPicPr/>
+                  </pic:nvPicPr>
+                  <pic:blipFill rotWithShape="1">
+                    <a:blip r:embed="rId13"/>
+                    <a:srcRect l="16160" t="19164" r="5962" b="6917"/>
+                    <a:stretch/>
+                  </pic:blipFill>
+                  <pic:spPr bwMode="auto">
+                    <a:xfrm>
+                      <a:off x="0" y="0"/>
+                      <a:ext cx="6162006" cy="3288027"/>
+                    </a:xfrm>
+                    <a:prstGeom prst="rect">
+                      <a:avLst/>
+                    </a:prstGeom>
+                    <a:ln>
+                      <a:noFill/>
+                    </a:ln>
+                    <a:extLst>
+                      <a:ext uri="{53640926-AAD7-44D8-BBD7-CCE9431645EC}">
+                        <a14:shadowObscured xmlns:a14="http://schemas.microsoft.com/office/drawing/2010/main"/>
+                      </a:ext>
+                    </a:extLst>
+                  </pic:spPr>
+                </pic:pic>
+              </a:graphicData>
+            </a:graphic>
+          </wp:inline>
+        </w:drawing>
+      </w:r>
+    </w:p>
+    <w:p>
+      <w:pPr>
+        <w:jc w:val="both"/>
+      </w:pPr>
     </w:p>
     <w:p>
       <w:pPr>
@@ -724,9 +1150,6 @@
       </w:pPr>
       <w:r>
         <w:t>The flow elements are same in both which are Web Server, SGI and then API code except the SGI is WSGI in flask and SGI is ASGI in Fast.</w:t>
-      </w:r>
-      <w:r>
-        <w:t xml:space="preserve"> </w:t>
       </w:r>
     </w:p>
     <w:tbl>
@@ -741,10 +1164,10 @@
         <w:tblLook w:val="04A0" w:firstRow="1" w:lastRow="0" w:firstColumn="1" w:lastColumn="0" w:noHBand="0" w:noVBand="1"/>
       </w:tblPr>
       <w:tblGrid>
-        <w:gridCol w:w="1462"/>
-        <w:gridCol w:w="1959"/>
-        <w:gridCol w:w="1381"/>
-        <w:gridCol w:w="4235"/>
+        <w:gridCol w:w="1370"/>
+        <w:gridCol w:w="1933"/>
+        <w:gridCol w:w="1303"/>
+        <w:gridCol w:w="4431"/>
       </w:tblGrid>
       <w:tr>
         <w:trPr>
@@ -1105,16 +1528,13 @@
                 <w:bCs/>
               </w:rPr>
             </w:pPr>
-            <w:proofErr w:type="spellStart"/>
             <w:r>
               <w:rPr>
                 <w:b/>
                 <w:bCs/>
               </w:rPr>
-              <w:lastRenderedPageBreak/>
               <w:t>FastAPI</w:t>
             </w:r>
-            <w:proofErr w:type="spellEnd"/>
           </w:p>
         </w:tc>
         <w:tc>
@@ -1256,80 +1676,825 @@
         <w:jc w:val="both"/>
       </w:pPr>
       <w:r>
-        <w:t xml:space="preserve">Flask and </w:t>
+        <w:lastRenderedPageBreak/>
+        <w:t xml:space="preserve">Flask and FastAPI are both powerful Python web frameworks with different focuses. Flask uses the synchronous WSGI protocol and popular web servers like </w:t>
       </w:r>
       <w:proofErr w:type="spellStart"/>
       <w:r>
-        <w:t>FastAPI</w:t>
+        <w:t>Gunicorn</w:t>
       </w:r>
       <w:proofErr w:type="spellEnd"/>
       <w:r>
-        <w:t xml:space="preserve"> are both powerful Python web frameworks with different focuses. Flask uses the synchronous WSGI protocol and popular web servers like </w:t>
+        <w:t xml:space="preserve"> and </w:t>
       </w:r>
       <w:proofErr w:type="spellStart"/>
       <w:r>
-        <w:t>Gunicorn</w:t>
+        <w:t>uWSGI</w:t>
       </w:r>
       <w:proofErr w:type="spellEnd"/>
       <w:r>
-        <w:t xml:space="preserve"> and </w:t>
+        <w:t xml:space="preserve">, making it well-suited for traditional, simpler web applications and quick prototypes. FastAPI utilizes the modern asynchronous ASGI protocol with ASGI servers such as </w:t>
       </w:r>
       <w:proofErr w:type="spellStart"/>
       <w:r>
-        <w:t>uWSGI</w:t>
+        <w:t>Uvicorn</w:t>
       </w:r>
       <w:proofErr w:type="spellEnd"/>
       <w:r>
-        <w:t xml:space="preserve">, making it well-suited for traditional, simpler web applications and quick prototypes. </w:t>
+        <w:t xml:space="preserve"> and Daphne, providing native async support for higher concurrency, </w:t>
       </w:r>
       <w:proofErr w:type="spellStart"/>
       <w:r>
-        <w:t>FastAPI</w:t>
+        <w:t>WebSockets</w:t>
       </w:r>
       <w:proofErr w:type="spellEnd"/>
       <w:r>
-        <w:t xml:space="preserve"> utilizes the modern asynchronous ASGI protocol with ASGI servers such as </w:t>
+        <w:t xml:space="preserve">, and real-time features. FastAPI is designed for high-performance APIs and microservices, supporting automatic validation and documentation, while Flask offers great flexibility and mature ecosystem support. In summary, Flask is ideal for synchronous, straightforward apps, whereas FastAPI excels in </w:t>
       </w:r>
       <w:proofErr w:type="spellStart"/>
       <w:r>
-        <w:t>Uvicorn</w:t>
+        <w:t>async</w:t>
       </w:r>
       <w:proofErr w:type="spellEnd"/>
       <w:r>
-        <w:t xml:space="preserve"> and Daphne, providing native async support for higher concurrency, </w:t>
+        <w:t>-heavy, scalable applications with modern protocol features. Both frameworks rely on their respective gateway interfaces (WSGI for Flask and ASGI for FastAPI) to mediate between the web server and the Python API code.</w:t>
+      </w:r>
+    </w:p>
+    <w:p>
+      <w:pPr>
+        <w:pStyle w:val="ListParagraph"/>
+        <w:numPr>
+          <w:ilvl w:val="0"/>
+          <w:numId w:val="3"/>
+        </w:numPr>
+        <w:spacing w:line="256" w:lineRule="auto"/>
+        <w:rPr>
+          <w:b/>
+        </w:rPr>
+      </w:pPr>
+      <w:r>
+        <w:rPr>
+          <w:b/>
+        </w:rPr>
+        <w:t xml:space="preserve">pip install fastapi </w:t>
       </w:r>
       <w:proofErr w:type="spellStart"/>
       <w:r>
-        <w:t>WebSockets</w:t>
+        <w:rPr>
+          <w:b/>
+        </w:rPr>
+        <w:t>uvicorn</w:t>
       </w:r>
       <w:proofErr w:type="spellEnd"/>
       <w:r>
-        <w:t xml:space="preserve">, and real-time features. </w:t>
+        <w:rPr>
+          <w:b/>
+        </w:rPr>
+        <w:t xml:space="preserve"> </w:t>
       </w:r>
       <w:proofErr w:type="spellStart"/>
       <w:r>
-        <w:t>FastAPI</w:t>
+        <w:rPr>
+          <w:b/>
+        </w:rPr>
+        <w:t>pydantic</w:t>
       </w:r>
       <w:proofErr w:type="spellEnd"/>
-      <w:r>
-        <w:t xml:space="preserve"> is designed for high-performance APIs and microservices, supporting automatic validation and documentation, while Flask offers great flexibility and mature ecosystem support. In summary, Flask is ideal for synchronous, straightforward apps, whereas </w:t>
-      </w:r>
+    </w:p>
+    <w:p>
+      <w:pPr>
+        <w:pStyle w:val="ListParagraph"/>
+        <w:spacing w:line="256" w:lineRule="auto"/>
+        <w:ind w:left="360"/>
+        <w:rPr>
+          <w:b/>
+        </w:rPr>
+      </w:pPr>
+      <w:r>
+        <w:t>Installing</w:t>
+      </w:r>
+      <w:r>
+        <w:t xml:space="preserve"> the dependencies</w:t>
+      </w:r>
+    </w:p>
+    <w:p>
+      <w:pPr>
+        <w:pStyle w:val="ListParagraph"/>
+        <w:numPr>
+          <w:ilvl w:val="0"/>
+          <w:numId w:val="3"/>
+        </w:numPr>
+        <w:spacing w:after="120" w:line="256" w:lineRule="auto"/>
+        <w:rPr>
+          <w:b/>
+        </w:rPr>
+      </w:pPr>
       <w:proofErr w:type="spellStart"/>
       <w:r>
-        <w:t>FastAPI</w:t>
+        <w:rPr>
+          <w:b/>
+        </w:rPr>
+        <w:t>uvicorn</w:t>
       </w:r>
       <w:proofErr w:type="spellEnd"/>
       <w:r>
-        <w:t xml:space="preserve"> excels in async-heavy, scalable applications with modern protocol features. Both frameworks rely on their respective gateway interfaces (WSGI for Flask and ASGI for </w:t>
+        <w:rPr>
+          <w:b/>
+        </w:rPr>
+        <w:t xml:space="preserve"> </w:t>
       </w:r>
       <w:proofErr w:type="spellStart"/>
       <w:r>
-        <w:t>FastAPI</w:t>
+        <w:rPr>
+          <w:b/>
+        </w:rPr>
+        <w:t>main:app</w:t>
       </w:r>
       <w:proofErr w:type="spellEnd"/>
       <w:r>
-        <w:t>) to mediate between the web server and the Python API code.</w:t>
-      </w:r>
+        <w:rPr>
+          <w:b/>
+        </w:rPr>
+        <w:t xml:space="preserve"> –reload</w:t>
+      </w:r>
+    </w:p>
+    <w:p>
+      <w:pPr>
+        <w:pStyle w:val="ListParagraph"/>
+        <w:spacing w:after="120" w:line="256" w:lineRule="auto"/>
+        <w:ind w:left="360"/>
+      </w:pPr>
+      <w:r>
+        <w:t>Run</w:t>
+      </w:r>
+      <w:r>
+        <w:t xml:space="preserve"> the file, with main as file name app as fastapi object and –reload to auto reload the API page on saving the python file. </w:t>
+      </w:r>
+    </w:p>
+    <w:p>
+      <w:r>
+        <w:br w:type="page"/>
+      </w:r>
+    </w:p>
+    <w:p>
+      <w:pPr>
+        <w:pStyle w:val="ListParagraph"/>
+        <w:spacing w:after="120" w:line="256" w:lineRule="auto"/>
+        <w:ind w:left="360"/>
+        <w:rPr>
+          <w:b/>
+        </w:rPr>
+      </w:pPr>
+      <w:r>
+        <w:rPr>
+          <w:b/>
+        </w:rPr>
+        <w:lastRenderedPageBreak/>
+        <w:t>Project:</w:t>
+      </w:r>
+    </w:p>
+    <w:p>
+      <w:pPr>
+        <w:pStyle w:val="ListParagraph"/>
+        <w:spacing w:after="120" w:line="256" w:lineRule="auto"/>
+        <w:ind w:left="360"/>
+        <w:jc w:val="both"/>
+      </w:pPr>
+      <w:r>
+        <w:t xml:space="preserve">Maintain patient data with all the personal and medical details of the patient as would </w:t>
+      </w:r>
+      <w:r>
+        <w:t>be mentioned on the case paper. And we’ll create this endpoints</w:t>
+      </w:r>
+      <w:r>
+        <w:t>.</w:t>
+      </w:r>
+    </w:p>
+    <w:p>
+      <w:pPr>
+        <w:pStyle w:val="ListParagraph"/>
+        <w:spacing w:after="120" w:line="256" w:lineRule="auto"/>
+        <w:ind w:left="360"/>
+        <w:jc w:val="both"/>
+      </w:pPr>
+      <w:r>
+        <w:t>/create</w:t>
+      </w:r>
+    </w:p>
+    <w:p>
+      <w:pPr>
+        <w:pStyle w:val="ListParagraph"/>
+        <w:spacing w:after="120" w:line="256" w:lineRule="auto"/>
+        <w:ind w:left="360"/>
+        <w:jc w:val="both"/>
+      </w:pPr>
+      <w:r>
+        <w:t>/view</w:t>
+      </w:r>
+    </w:p>
+    <w:p>
+      <w:pPr>
+        <w:pStyle w:val="ListParagraph"/>
+        <w:spacing w:after="120" w:line="256" w:lineRule="auto"/>
+        <w:ind w:left="360"/>
+        <w:jc w:val="both"/>
+      </w:pPr>
+      <w:r>
+        <w:t>/view with patient_id</w:t>
+      </w:r>
+    </w:p>
+    <w:p>
+      <w:pPr>
+        <w:pStyle w:val="ListParagraph"/>
+        <w:spacing w:after="120" w:line="256" w:lineRule="auto"/>
+        <w:ind w:left="360"/>
+        <w:jc w:val="both"/>
+      </w:pPr>
+      <w:r>
+        <w:t>/update with patient_id</w:t>
+      </w:r>
+    </w:p>
+    <w:p>
+      <w:pPr>
+        <w:pStyle w:val="ListParagraph"/>
+        <w:spacing w:after="120" w:line="256" w:lineRule="auto"/>
+        <w:ind w:left="360"/>
+        <w:jc w:val="both"/>
+      </w:pPr>
+      <w:r>
+        <w:t>/delete with patient_id</w:t>
+      </w:r>
+    </w:p>
+    <w:p>
+      <w:pPr>
+        <w:pStyle w:val="ListParagraph"/>
+        <w:spacing w:after="120" w:line="256" w:lineRule="auto"/>
+        <w:ind w:left="360"/>
+        <w:jc w:val="both"/>
+      </w:pPr>
+    </w:p>
+    <w:p>
+      <w:pPr>
+        <w:pStyle w:val="ListParagraph"/>
+        <w:spacing w:after="120" w:line="240" w:lineRule="auto"/>
+        <w:ind w:left="360"/>
+        <w:jc w:val="both"/>
+        <w:rPr>
+          <w:b/>
+        </w:rPr>
+      </w:pPr>
+      <w:r>
+        <w:rPr>
+          <w:b/>
+        </w:rPr>
+        <w:t>HTTP methods:</w:t>
+      </w:r>
+    </w:p>
+    <w:p>
+      <w:pPr>
+        <w:pStyle w:val="NormalWeb"/>
+        <w:numPr>
+          <w:ilvl w:val="0"/>
+          <w:numId w:val="4"/>
+        </w:numPr>
+        <w:jc w:val="both"/>
+      </w:pPr>
+      <w:r>
+        <w:t xml:space="preserve"> </w:t>
+      </w:r>
+      <w:r>
+        <w:rPr>
+          <w:b/>
+          <w:bCs/>
+        </w:rPr>
+        <w:t>Static software</w:t>
+      </w:r>
+      <w:r>
+        <w:t xml:space="preserve"> → Fixed, precompiled, predictable; same </w:t>
+      </w:r>
+      <w:proofErr w:type="spellStart"/>
+      <w:r>
+        <w:t>behavior</w:t>
+      </w:r>
+      <w:proofErr w:type="spellEnd"/>
+      <w:r>
+        <w:t xml:space="preserve"> for all users (e.g., Notepad, Minesweeper).</w:t>
+      </w:r>
+    </w:p>
+    <w:p>
+      <w:pPr>
+        <w:numPr>
+          <w:ilvl w:val="0"/>
+          <w:numId w:val="4"/>
+        </w:numPr>
+        <w:spacing w:before="100" w:beforeAutospacing="1" w:after="100" w:afterAutospacing="1" w:line="240" w:lineRule="auto"/>
+        <w:jc w:val="both"/>
+        <w:rPr>
+          <w:rFonts w:ascii="Times New Roman" w:eastAsia="Times New Roman" w:hAnsi="Times New Roman" w:cs="Times New Roman"/>
+          <w:kern w:val="0"/>
+          <w:lang w:eastAsia="en-IN"/>
+          <w14:ligatures w14:val="none"/>
+        </w:rPr>
+      </w:pPr>
+      <w:r>
+        <w:rPr>
+          <w:rFonts w:ascii="Times New Roman" w:eastAsia="Times New Roman" w:hAnsi="Times New Roman" w:cs="Times New Roman"/>
+          <w:b/>
+          <w:bCs/>
+          <w:kern w:val="0"/>
+          <w:lang w:eastAsia="en-IN"/>
+          <w14:ligatures w14:val="none"/>
+        </w:rPr>
+        <w:t>Dynamic software</w:t>
+      </w:r>
+      <w:r>
+        <w:rPr>
+          <w:rFonts w:ascii="Times New Roman" w:eastAsia="Times New Roman" w:hAnsi="Times New Roman" w:cs="Times New Roman"/>
+          <w:kern w:val="0"/>
+          <w:lang w:eastAsia="en-IN"/>
+          <w14:ligatures w14:val="none"/>
+        </w:rPr>
+        <w:t xml:space="preserve"> → Adaptive, changes at runtime based on input or context (e.g., YouTube, Gmail).</w:t>
+      </w:r>
+    </w:p>
+    <w:p>
+      <w:pPr>
+        <w:pStyle w:val="ListParagraph"/>
+        <w:numPr>
+          <w:ilvl w:val="0"/>
+          <w:numId w:val="4"/>
+        </w:numPr>
+        <w:spacing w:before="100" w:beforeAutospacing="1" w:after="100" w:afterAutospacing="1" w:line="240" w:lineRule="auto"/>
+        <w:jc w:val="both"/>
+        <w:rPr>
+          <w:rFonts w:ascii="Times New Roman" w:eastAsia="Times New Roman" w:hAnsi="Times New Roman" w:cs="Times New Roman"/>
+          <w:kern w:val="0"/>
+          <w:lang w:eastAsia="en-IN"/>
+          <w14:ligatures w14:val="none"/>
+        </w:rPr>
+      </w:pPr>
+      <w:r>
+        <w:rPr>
+          <w:rFonts w:ascii="Times New Roman" w:eastAsia="Times New Roman" w:hAnsi="Times New Roman" w:cs="Times New Roman"/>
+          <w:kern w:val="0"/>
+          <w:lang w:eastAsia="en-IN"/>
+          <w14:ligatures w14:val="none"/>
+        </w:rPr>
+        <w:t xml:space="preserve">HTTP methods are the </w:t>
+      </w:r>
+      <w:r>
+        <w:rPr>
+          <w:rFonts w:ascii="Times New Roman" w:eastAsia="Times New Roman" w:hAnsi="Times New Roman" w:cs="Times New Roman"/>
+          <w:b/>
+          <w:bCs/>
+          <w:kern w:val="0"/>
+          <w:lang w:eastAsia="en-IN"/>
+          <w14:ligatures w14:val="none"/>
+        </w:rPr>
+        <w:t>set of request types</w:t>
+      </w:r>
+      <w:r>
+        <w:rPr>
+          <w:rFonts w:ascii="Times New Roman" w:eastAsia="Times New Roman" w:hAnsi="Times New Roman" w:cs="Times New Roman"/>
+          <w:kern w:val="0"/>
+          <w:lang w:eastAsia="en-IN"/>
+          <w14:ligatures w14:val="none"/>
+        </w:rPr>
+        <w:t xml:space="preserve"> that define what action a client wants to perform on a resource (like data) over the web.</w:t>
+      </w:r>
+    </w:p>
+    <w:p>
+      <w:pPr>
+        <w:pStyle w:val="ListParagraph"/>
+        <w:spacing w:before="100" w:beforeAutospacing="1" w:after="100" w:afterAutospacing="1" w:line="240" w:lineRule="auto"/>
+        <w:jc w:val="both"/>
+        <w:rPr>
+          <w:rFonts w:ascii="Times New Roman" w:eastAsia="Times New Roman" w:hAnsi="Times New Roman" w:cs="Times New Roman"/>
+          <w:kern w:val="0"/>
+          <w:lang w:eastAsia="en-IN"/>
+          <w14:ligatures w14:val="none"/>
+        </w:rPr>
+      </w:pPr>
+    </w:p>
+    <w:p>
+      <w:pPr>
+        <w:pStyle w:val="ListParagraph"/>
+        <w:numPr>
+          <w:ilvl w:val="0"/>
+          <w:numId w:val="4"/>
+        </w:numPr>
+        <w:spacing w:before="100" w:beforeAutospacing="1" w:after="100" w:afterAutospacing="1" w:line="240" w:lineRule="auto"/>
+        <w:jc w:val="both"/>
+        <w:rPr>
+          <w:rFonts w:ascii="Times New Roman" w:eastAsia="Times New Roman" w:hAnsi="Times New Roman" w:cs="Times New Roman"/>
+          <w:kern w:val="0"/>
+          <w:lang w:eastAsia="en-IN"/>
+          <w14:ligatures w14:val="none"/>
+        </w:rPr>
+      </w:pPr>
+      <w:r>
+        <w:rPr>
+          <w:rFonts w:ascii="Times New Roman" w:eastAsia="Times New Roman" w:hAnsi="Times New Roman" w:cs="Times New Roman"/>
+          <w:kern w:val="0"/>
+          <w:lang w:eastAsia="en-IN"/>
+          <w14:ligatures w14:val="none"/>
+        </w:rPr>
+        <w:t xml:space="preserve">There are four types of interaction usually you perform on the </w:t>
+      </w:r>
+      <w:r>
+        <w:rPr>
+          <w:rFonts w:ascii="Times New Roman" w:eastAsia="Times New Roman" w:hAnsi="Times New Roman" w:cs="Times New Roman"/>
+          <w:kern w:val="0"/>
+          <w:lang w:eastAsia="en-IN"/>
+          <w14:ligatures w14:val="none"/>
+        </w:rPr>
+        <w:t>software applications which are CRUD, these interaction are not directly possible on website application as websites are installed on somewhere else unlike traditional software. So the communication for these 4 interactions happens through a protocol called as HTTP protocol with 4 verbs, e</w:t>
+      </w:r>
+      <w:r>
+        <w:rPr>
+          <w:rFonts w:ascii="Times New Roman" w:eastAsia="Times New Roman" w:hAnsi="Times New Roman" w:cs="Times New Roman"/>
+          <w:kern w:val="0"/>
+          <w:lang w:eastAsia="en-IN"/>
+          <w14:ligatures w14:val="none"/>
+        </w:rPr>
+        <w:t>ach for one kind of application</w:t>
+      </w:r>
+    </w:p>
+    <w:p>
+      <w:pPr>
+        <w:pStyle w:val="ListParagraph"/>
+        <w:numPr>
+          <w:ilvl w:val="1"/>
+          <w:numId w:val="3"/>
+        </w:numPr>
+        <w:spacing w:before="100" w:beforeAutospacing="1" w:after="100" w:afterAutospacing="1" w:line="240" w:lineRule="auto"/>
+        <w:rPr>
+          <w:rFonts w:ascii="Times New Roman" w:eastAsia="Times New Roman" w:hAnsi="Times New Roman" w:cs="Times New Roman"/>
+          <w:kern w:val="0"/>
+          <w:lang w:eastAsia="en-IN"/>
+          <w14:ligatures w14:val="none"/>
+        </w:rPr>
+      </w:pPr>
+      <w:r>
+        <w:rPr>
+          <w:rFonts w:ascii="Times New Roman" w:eastAsia="Times New Roman" w:hAnsi="Times New Roman" w:cs="Times New Roman"/>
+          <w:kern w:val="0"/>
+          <w:lang w:eastAsia="en-IN"/>
+          <w14:ligatures w14:val="none"/>
+        </w:rPr>
+        <w:t>GET – Retrieve</w:t>
+      </w:r>
+    </w:p>
+    <w:p>
+      <w:pPr>
+        <w:pStyle w:val="ListParagraph"/>
+        <w:numPr>
+          <w:ilvl w:val="1"/>
+          <w:numId w:val="3"/>
+        </w:numPr>
+        <w:spacing w:before="100" w:beforeAutospacing="1" w:after="100" w:afterAutospacing="1" w:line="240" w:lineRule="auto"/>
+        <w:rPr>
+          <w:rFonts w:ascii="Times New Roman" w:eastAsia="Times New Roman" w:hAnsi="Times New Roman" w:cs="Times New Roman"/>
+          <w:kern w:val="0"/>
+          <w:lang w:eastAsia="en-IN"/>
+          <w14:ligatures w14:val="none"/>
+        </w:rPr>
+      </w:pPr>
+      <w:r>
+        <w:rPr>
+          <w:rFonts w:ascii="Times New Roman" w:eastAsia="Times New Roman" w:hAnsi="Times New Roman" w:cs="Times New Roman"/>
+          <w:kern w:val="0"/>
+          <w:lang w:eastAsia="en-IN"/>
+          <w14:ligatures w14:val="none"/>
+        </w:rPr>
+        <w:t>POST – Create</w:t>
+      </w:r>
+    </w:p>
+    <w:p>
+      <w:pPr>
+        <w:pStyle w:val="ListParagraph"/>
+        <w:numPr>
+          <w:ilvl w:val="1"/>
+          <w:numId w:val="3"/>
+        </w:numPr>
+        <w:spacing w:before="100" w:beforeAutospacing="1" w:after="100" w:afterAutospacing="1" w:line="240" w:lineRule="auto"/>
+        <w:rPr>
+          <w:rFonts w:ascii="Times New Roman" w:eastAsia="Times New Roman" w:hAnsi="Times New Roman" w:cs="Times New Roman"/>
+          <w:kern w:val="0"/>
+          <w:lang w:eastAsia="en-IN"/>
+          <w14:ligatures w14:val="none"/>
+        </w:rPr>
+      </w:pPr>
+      <w:r>
+        <w:rPr>
+          <w:rFonts w:ascii="Times New Roman" w:eastAsia="Times New Roman" w:hAnsi="Times New Roman" w:cs="Times New Roman"/>
+          <w:kern w:val="0"/>
+          <w:lang w:eastAsia="en-IN"/>
+          <w14:ligatures w14:val="none"/>
+        </w:rPr>
+        <w:t>PUT – Update</w:t>
+      </w:r>
+    </w:p>
+    <w:p>
+      <w:pPr>
+        <w:pStyle w:val="ListParagraph"/>
+        <w:numPr>
+          <w:ilvl w:val="1"/>
+          <w:numId w:val="3"/>
+        </w:numPr>
+        <w:spacing w:before="100" w:beforeAutospacing="1" w:after="100" w:afterAutospacing="1" w:line="240" w:lineRule="auto"/>
+        <w:rPr>
+          <w:rFonts w:ascii="Times New Roman" w:eastAsia="Times New Roman" w:hAnsi="Times New Roman" w:cs="Times New Roman"/>
+          <w:kern w:val="0"/>
+          <w:lang w:eastAsia="en-IN"/>
+          <w14:ligatures w14:val="none"/>
+        </w:rPr>
+      </w:pPr>
+      <w:r>
+        <w:rPr>
+          <w:rFonts w:ascii="Times New Roman" w:eastAsia="Times New Roman" w:hAnsi="Times New Roman" w:cs="Times New Roman"/>
+          <w:kern w:val="0"/>
+          <w:lang w:eastAsia="en-IN"/>
+          <w14:ligatures w14:val="none"/>
+        </w:rPr>
+        <w:t xml:space="preserve">DELET – Delete </w:t>
+      </w:r>
+    </w:p>
+    <w:p>
+      <w:pPr>
+        <w:spacing w:before="100" w:beforeAutospacing="1" w:after="0" w:line="240" w:lineRule="auto"/>
+        <w:jc w:val="both"/>
+        <w:rPr>
+          <w:rFonts w:ascii="Times New Roman" w:eastAsia="Times New Roman" w:hAnsi="Times New Roman" w:cs="Times New Roman"/>
+          <w:b/>
+          <w:kern w:val="0"/>
+          <w:lang w:eastAsia="en-IN"/>
+          <w14:ligatures w14:val="none"/>
+        </w:rPr>
+      </w:pPr>
+      <w:bookmarkStart w:id="0" w:name="_GoBack"/>
+      <w:r>
+        <w:rPr>
+          <w:b/>
+        </w:rPr>
+        <w:t>Path parameters</w:t>
+      </w:r>
+    </w:p>
+    <w:p>
+      <w:pPr>
+        <w:spacing w:after="0" w:line="240" w:lineRule="auto"/>
+        <w:jc w:val="both"/>
+        <w:rPr>
+          <w:rFonts w:ascii="Times New Roman" w:eastAsia="Times New Roman" w:hAnsi="Times New Roman" w:cs="Times New Roman"/>
+          <w:kern w:val="0"/>
+          <w:lang w:eastAsia="en-IN"/>
+          <w14:ligatures w14:val="none"/>
+        </w:rPr>
+      </w:pPr>
+      <w:r>
+        <w:t xml:space="preserve">In FastAPI, a </w:t>
+      </w:r>
+      <w:r>
+        <w:rPr>
+          <w:rStyle w:val="Strong"/>
+        </w:rPr>
+        <w:t>route</w:t>
+      </w:r>
+      <w:r>
+        <w:t xml:space="preserve"> is the URL pattern with an HTTP method, and an </w:t>
+      </w:r>
+      <w:r>
+        <w:rPr>
+          <w:rStyle w:val="Strong"/>
+        </w:rPr>
+        <w:t>endpoint</w:t>
+      </w:r>
+      <w:r>
+        <w:t xml:space="preserve"> is the function that handles it. </w:t>
+      </w:r>
+      <w:r>
+        <w:rPr>
+          <w:b/>
+        </w:rPr>
+        <w:t>Path parameters</w:t>
+      </w:r>
+      <w:r>
+        <w:t xml:space="preserve"> are dynamic values defined in the route using curly braces (e.g., </w:t>
+      </w:r>
+      <w:r>
+        <w:rPr>
+          <w:rStyle w:val="HTMLCode"/>
+          <w:rFonts w:asciiTheme="minorHAnsi" w:eastAsiaTheme="majorEastAsia" w:hAnsiTheme="minorHAnsi"/>
+        </w:rPr>
+        <w:t>/items</w:t>
+      </w:r>
+      <w:proofErr w:type="gramStart"/>
+      <w:r>
+        <w:rPr>
+          <w:rStyle w:val="HTMLCode"/>
+          <w:rFonts w:asciiTheme="minorHAnsi" w:eastAsiaTheme="majorEastAsia" w:hAnsiTheme="minorHAnsi"/>
+        </w:rPr>
+        <w:t>/{</w:t>
+      </w:r>
+      <w:proofErr w:type="spellStart"/>
+      <w:proofErr w:type="gramEnd"/>
+      <w:r>
+        <w:rPr>
+          <w:rStyle w:val="HTMLCode"/>
+          <w:rFonts w:asciiTheme="minorHAnsi" w:eastAsiaTheme="majorEastAsia" w:hAnsiTheme="minorHAnsi"/>
+        </w:rPr>
+        <w:t>item_id</w:t>
+      </w:r>
+      <w:proofErr w:type="spellEnd"/>
+      <w:r>
+        <w:rPr>
+          <w:rStyle w:val="HTMLCode"/>
+          <w:rFonts w:asciiTheme="minorHAnsi" w:eastAsiaTheme="majorEastAsia" w:hAnsiTheme="minorHAnsi"/>
+        </w:rPr>
+        <w:t>}</w:t>
+      </w:r>
+      <w:r>
+        <w:t xml:space="preserve">), and FastAPI automatically passes them as arguments to the endpoint function with the same name (e.g., </w:t>
+      </w:r>
+      <w:proofErr w:type="spellStart"/>
+      <w:r>
+        <w:rPr>
+          <w:rStyle w:val="HTMLCode"/>
+          <w:rFonts w:asciiTheme="minorHAnsi" w:eastAsiaTheme="majorEastAsia" w:hAnsiTheme="minorHAnsi"/>
+        </w:rPr>
+        <w:t>def</w:t>
+      </w:r>
+      <w:proofErr w:type="spellEnd"/>
+      <w:r>
+        <w:rPr>
+          <w:rStyle w:val="HTMLCode"/>
+          <w:rFonts w:asciiTheme="minorHAnsi" w:eastAsiaTheme="majorEastAsia" w:hAnsiTheme="minorHAnsi"/>
+        </w:rPr>
+        <w:t xml:space="preserve"> </w:t>
+      </w:r>
+      <w:proofErr w:type="spellStart"/>
+      <w:r>
+        <w:rPr>
+          <w:rStyle w:val="HTMLCode"/>
+          <w:rFonts w:asciiTheme="minorHAnsi" w:eastAsiaTheme="majorEastAsia" w:hAnsiTheme="minorHAnsi"/>
+        </w:rPr>
+        <w:t>read_item</w:t>
+      </w:r>
+      <w:proofErr w:type="spellEnd"/>
+      <w:r>
+        <w:rPr>
+          <w:rStyle w:val="HTMLCode"/>
+          <w:rFonts w:asciiTheme="minorHAnsi" w:eastAsiaTheme="majorEastAsia" w:hAnsiTheme="minorHAnsi"/>
+        </w:rPr>
+        <w:t>(</w:t>
+      </w:r>
+      <w:proofErr w:type="spellStart"/>
+      <w:r>
+        <w:rPr>
+          <w:rStyle w:val="HTMLCode"/>
+          <w:rFonts w:asciiTheme="minorHAnsi" w:eastAsiaTheme="majorEastAsia" w:hAnsiTheme="minorHAnsi"/>
+        </w:rPr>
+        <w:t>item_id</w:t>
+      </w:r>
+      <w:proofErr w:type="spellEnd"/>
+      <w:r>
+        <w:rPr>
+          <w:rStyle w:val="HTMLCode"/>
+          <w:rFonts w:asciiTheme="minorHAnsi" w:eastAsiaTheme="majorEastAsia" w:hAnsiTheme="minorHAnsi"/>
+        </w:rPr>
+        <w:t xml:space="preserve">: </w:t>
+      </w:r>
+      <w:proofErr w:type="spellStart"/>
+      <w:r>
+        <w:rPr>
+          <w:rStyle w:val="HTMLCode"/>
+          <w:rFonts w:asciiTheme="minorHAnsi" w:eastAsiaTheme="majorEastAsia" w:hAnsiTheme="minorHAnsi"/>
+        </w:rPr>
+        <w:t>int</w:t>
+      </w:r>
+      <w:proofErr w:type="spellEnd"/>
+      <w:r>
+        <w:rPr>
+          <w:rStyle w:val="HTMLCode"/>
+          <w:rFonts w:asciiTheme="minorHAnsi" w:eastAsiaTheme="majorEastAsia" w:hAnsiTheme="minorHAnsi"/>
+        </w:rPr>
+        <w:t>)</w:t>
+      </w:r>
+      <w:r>
+        <w:t xml:space="preserve">). If you don’t include </w:t>
+      </w:r>
+      <w:r>
+        <w:rPr>
+          <w:rStyle w:val="HTMLCode"/>
+          <w:rFonts w:asciiTheme="minorHAnsi" w:eastAsiaTheme="majorEastAsia" w:hAnsiTheme="minorHAnsi"/>
+        </w:rPr>
+        <w:t>{</w:t>
+      </w:r>
+      <w:proofErr w:type="spellStart"/>
+      <w:r>
+        <w:rPr>
+          <w:rStyle w:val="HTMLCode"/>
+          <w:rFonts w:asciiTheme="minorHAnsi" w:eastAsiaTheme="majorEastAsia" w:hAnsiTheme="minorHAnsi"/>
+        </w:rPr>
+        <w:t>item_id</w:t>
+      </w:r>
+      <w:proofErr w:type="spellEnd"/>
+      <w:r>
+        <w:rPr>
+          <w:rStyle w:val="HTMLCode"/>
+          <w:rFonts w:asciiTheme="minorHAnsi" w:eastAsiaTheme="majorEastAsia" w:hAnsiTheme="minorHAnsi"/>
+        </w:rPr>
+        <w:t>}</w:t>
+      </w:r>
+      <w:r>
+        <w:t xml:space="preserve"> in the route, FastAPI won’t treat it as a path parameter, and the function will instead expect it as a query parameter (e.g., </w:t>
+      </w:r>
+      <w:r>
+        <w:rPr>
+          <w:rStyle w:val="HTMLCode"/>
+          <w:rFonts w:asciiTheme="minorHAnsi" w:eastAsiaTheme="majorEastAsia" w:hAnsiTheme="minorHAnsi"/>
+        </w:rPr>
+        <w:t>/items/</w:t>
+      </w:r>
+      <w:proofErr w:type="gramStart"/>
+      <w:r>
+        <w:rPr>
+          <w:rStyle w:val="HTMLCode"/>
+          <w:rFonts w:asciiTheme="minorHAnsi" w:eastAsiaTheme="majorEastAsia" w:hAnsiTheme="minorHAnsi"/>
+        </w:rPr>
+        <w:t>?</w:t>
+      </w:r>
+      <w:proofErr w:type="spellStart"/>
+      <w:r>
+        <w:rPr>
+          <w:rStyle w:val="HTMLCode"/>
+          <w:rFonts w:asciiTheme="minorHAnsi" w:eastAsiaTheme="majorEastAsia" w:hAnsiTheme="minorHAnsi"/>
+        </w:rPr>
+        <w:t>item</w:t>
+      </w:r>
+      <w:proofErr w:type="gramEnd"/>
+      <w:r>
+        <w:rPr>
+          <w:rStyle w:val="HTMLCode"/>
+          <w:rFonts w:asciiTheme="minorHAnsi" w:eastAsiaTheme="majorEastAsia" w:hAnsiTheme="minorHAnsi"/>
+        </w:rPr>
+        <w:t>_id</w:t>
+      </w:r>
+      <w:proofErr w:type="spellEnd"/>
+      <w:r>
+        <w:rPr>
+          <w:rStyle w:val="HTMLCode"/>
+          <w:rFonts w:asciiTheme="minorHAnsi" w:eastAsiaTheme="majorEastAsia" w:hAnsiTheme="minorHAnsi"/>
+        </w:rPr>
+        <w:t>=5</w:t>
+      </w:r>
+      <w:r>
+        <w:t xml:space="preserve">). Thus, path </w:t>
+      </w:r>
+      <w:proofErr w:type="spellStart"/>
+      <w:r>
+        <w:t>params</w:t>
+      </w:r>
+      <w:proofErr w:type="spellEnd"/>
+      <w:r>
+        <w:t xml:space="preserve"> must always be specified in </w:t>
+      </w:r>
+      <w:r>
+        <w:rPr>
+          <w:rStyle w:val="HTMLCode"/>
+          <w:rFonts w:asciiTheme="minorHAnsi" w:eastAsiaTheme="majorEastAsia" w:hAnsiTheme="minorHAnsi"/>
+        </w:rPr>
+        <w:t>{}</w:t>
+      </w:r>
+      <w:r>
+        <w:t xml:space="preserve"> in the route and matched by name in the endpoint function.</w:t>
+      </w:r>
+    </w:p>
+    <w:bookmarkEnd w:id="0"/>
+    <w:p>
+      <w:pPr>
+        <w:spacing w:before="100" w:beforeAutospacing="1" w:after="100" w:afterAutospacing="1" w:line="240" w:lineRule="auto"/>
+        <w:ind w:left="360"/>
+        <w:rPr>
+          <w:rFonts w:ascii="Times New Roman" w:eastAsia="Times New Roman" w:hAnsi="Times New Roman" w:cs="Times New Roman"/>
+          <w:kern w:val="0"/>
+          <w:lang w:eastAsia="en-IN"/>
+          <w14:ligatures w14:val="none"/>
+        </w:rPr>
+      </w:pPr>
+    </w:p>
+    <w:p>
+      <w:pPr>
+        <w:pStyle w:val="ListParagraph"/>
+        <w:spacing w:after="120" w:line="256" w:lineRule="auto"/>
+        <w:ind w:left="360"/>
+        <w:jc w:val="both"/>
+      </w:pPr>
+    </w:p>
+    <w:p>
+      <w:pPr>
+        <w:jc w:val="both"/>
+      </w:pPr>
     </w:p>
     <w:p>
       <w:pPr>
@@ -1355,8 +2520,155 @@
 </file>
 
 <file path=word/numbering.xml><?xml version="1.0" encoding="utf-8"?>
-<w:numbering xmlns:wpc="http://schemas.microsoft.com/office/word/2010/wordprocessingCanvas" xmlns:cx="http://schemas.microsoft.com/office/drawing/2014/chartex" xmlns:cx1="http://schemas.microsoft.com/office/drawing/2015/9/8/chartex" xmlns:cx2="http://schemas.microsoft.com/office/drawing/2015/10/21/chartex" xmlns:cx3="http://schemas.microsoft.com/office/drawing/2016/5/9/chartex" xmlns:cx4="http://schemas.microsoft.com/office/drawing/2016/5/10/chartex" xmlns:cx5="http://schemas.microsoft.com/office/drawing/2016/5/11/chartex" xmlns:cx6="http://schemas.microsoft.com/office/drawing/2016/5/12/chartex" xmlns:cx7="http://schemas.microsoft.com/office/drawing/2016/5/13/chartex" xmlns:cx8="http://schemas.microsoft.com/office/drawing/2016/5/14/chartex" xmlns:mc="http://schemas.openxmlformats.org/markup-compatibility/2006" xmlns:aink="http://schemas.microsoft.com/office/drawing/2016/ink" xmlns:am3d="http://schemas.microsoft.com/office/drawing/2017/model3d" xmlns:o="urn:schemas-microsoft-com:office:office" xmlns:oel="http://schemas.microsoft.com/office/2019/extlst" xmlns:r="http://schemas.openxmlformats.org/officeDocument/2006/relationships" xmlns:m="http://schemas.openxmlformats.org/officeDocument/2006/math" xmlns:v="urn:schemas-microsoft-com:vml" xmlns:wp14="http://schemas.microsoft.com/office/word/2010/wordprocessingDrawing" xmlns:wp="http://schemas.openxmlformats.org/drawingml/2006/wordprocessingDrawing" xmlns:w10="urn:schemas-microsoft-com:office:word" xmlns:w="http://schemas.openxmlformats.org/wordprocessingml/2006/main" xmlns:w14="http://schemas.microsoft.com/office/word/2010/wordml" xmlns:w15="http://schemas.microsoft.com/office/word/2012/wordml" xmlns:w16cex="http://schemas.microsoft.com/office/word/2018/wordml/cex" xmlns:w16cid="http://schemas.microsoft.com/office/word/2016/wordml/cid" xmlns:w16="http://schemas.microsoft.com/office/word/2018/wordml" xmlns:w16du="http://schemas.microsoft.com/office/word/2023/wordml/word16du" xmlns:w16sdtdh="http://schemas.microsoft.com/office/word/2020/wordml/sdtdatahash" xmlns:w16sdtfl="http://schemas.microsoft.com/office/word/2024/wordml/sdtformatlock" xmlns:w16se="http://schemas.microsoft.com/office/word/2015/wordml/symex" xmlns:wpg="http://schemas.microsoft.com/office/word/2010/wordprocessingGroup" xmlns:wpi="http://schemas.microsoft.com/office/word/2010/wordprocessingInk" xmlns:wne="http://schemas.microsoft.com/office/word/2006/wordml" xmlns:wps="http://schemas.microsoft.com/office/word/2010/wordprocessingShape" mc:Ignorable="w14 w15 w16se w16cid w16 w16cex w16sdtdh w16sdtfl w16du wp14">
-  <w:abstractNum w:abstractNumId="0" w15:restartNumberingAfterBreak="0">
+<w:numbering xmlns:wpc="http://schemas.microsoft.com/office/word/2010/wordprocessingCanvas" xmlns:mc="http://schemas.openxmlformats.org/markup-compatibility/2006" xmlns:o="urn:schemas-microsoft-com:office:office" xmlns:r="http://schemas.openxmlformats.org/officeDocument/2006/relationships" xmlns:m="http://schemas.openxmlformats.org/officeDocument/2006/math" xmlns:v="urn:schemas-microsoft-com:vml" xmlns:wp14="http://schemas.microsoft.com/office/word/2010/wordprocessingDrawing" xmlns:wp="http://schemas.openxmlformats.org/drawingml/2006/wordprocessingDrawing" xmlns:w10="urn:schemas-microsoft-com:office:word" xmlns:w="http://schemas.openxmlformats.org/wordprocessingml/2006/main" xmlns:w14="http://schemas.microsoft.com/office/word/2010/wordml" xmlns:w15="http://schemas.microsoft.com/office/word/2012/wordml" xmlns:wpg="http://schemas.microsoft.com/office/word/2010/wordprocessingGroup" xmlns:wpi="http://schemas.microsoft.com/office/word/2010/wordprocessingInk" xmlns:wne="http://schemas.microsoft.com/office/word/2006/wordml" xmlns:wps="http://schemas.microsoft.com/office/word/2010/wordprocessingShape" mc:Ignorable="w14 w15 wp14">
+  <w:abstractNum w:abstractNumId="0">
+    <w:nsid w:val="18400291"/>
+    <w:multiLevelType w:val="multilevel"/>
+    <w:tmpl w:val="38CEB0DE"/>
+    <w:lvl w:ilvl="0">
+      <w:start w:val="1"/>
+      <w:numFmt w:val="bullet"/>
+      <w:suff w:val="space"/>
+      <w:lvlText w:val=""/>
+      <w:lvlJc w:val="left"/>
+      <w:pPr>
+        <w:ind w:left="720" w:hanging="360"/>
+      </w:pPr>
+      <w:rPr>
+        <w:rFonts w:ascii="Symbol" w:hAnsi="Symbol" w:hint="default"/>
+        <w:sz w:val="20"/>
+      </w:rPr>
+    </w:lvl>
+    <w:lvl w:ilvl="1">
+      <w:start w:val="1"/>
+      <w:numFmt w:val="bullet"/>
+      <w:lvlText w:val="o"/>
+      <w:lvlJc w:val="left"/>
+      <w:pPr>
+        <w:tabs>
+          <w:tab w:val="num" w:pos="1440"/>
+        </w:tabs>
+        <w:ind w:left="1440" w:hanging="360"/>
+      </w:pPr>
+      <w:rPr>
+        <w:rFonts w:ascii="Courier New" w:hAnsi="Courier New" w:hint="default"/>
+        <w:sz w:val="20"/>
+      </w:rPr>
+    </w:lvl>
+    <w:lvl w:ilvl="2">
+      <w:start w:val="1"/>
+      <w:numFmt w:val="bullet"/>
+      <w:lvlText w:val=""/>
+      <w:lvlJc w:val="left"/>
+      <w:pPr>
+        <w:tabs>
+          <w:tab w:val="num" w:pos="2160"/>
+        </w:tabs>
+        <w:ind w:left="2160" w:hanging="360"/>
+      </w:pPr>
+      <w:rPr>
+        <w:rFonts w:ascii="Wingdings" w:hAnsi="Wingdings" w:hint="default"/>
+        <w:sz w:val="20"/>
+      </w:rPr>
+    </w:lvl>
+    <w:lvl w:ilvl="3">
+      <w:start w:val="1"/>
+      <w:numFmt w:val="bullet"/>
+      <w:lvlText w:val=""/>
+      <w:lvlJc w:val="left"/>
+      <w:pPr>
+        <w:tabs>
+          <w:tab w:val="num" w:pos="2880"/>
+        </w:tabs>
+        <w:ind w:left="2880" w:hanging="360"/>
+      </w:pPr>
+      <w:rPr>
+        <w:rFonts w:ascii="Wingdings" w:hAnsi="Wingdings" w:hint="default"/>
+        <w:sz w:val="20"/>
+      </w:rPr>
+    </w:lvl>
+    <w:lvl w:ilvl="4">
+      <w:start w:val="1"/>
+      <w:numFmt w:val="bullet"/>
+      <w:lvlText w:val=""/>
+      <w:lvlJc w:val="left"/>
+      <w:pPr>
+        <w:tabs>
+          <w:tab w:val="num" w:pos="3600"/>
+        </w:tabs>
+        <w:ind w:left="3600" w:hanging="360"/>
+      </w:pPr>
+      <w:rPr>
+        <w:rFonts w:ascii="Wingdings" w:hAnsi="Wingdings" w:hint="default"/>
+        <w:sz w:val="20"/>
+      </w:rPr>
+    </w:lvl>
+    <w:lvl w:ilvl="5">
+      <w:start w:val="1"/>
+      <w:numFmt w:val="bullet"/>
+      <w:lvlText w:val=""/>
+      <w:lvlJc w:val="left"/>
+      <w:pPr>
+        <w:tabs>
+          <w:tab w:val="num" w:pos="4320"/>
+        </w:tabs>
+        <w:ind w:left="4320" w:hanging="360"/>
+      </w:pPr>
+      <w:rPr>
+        <w:rFonts w:ascii="Wingdings" w:hAnsi="Wingdings" w:hint="default"/>
+        <w:sz w:val="20"/>
+      </w:rPr>
+    </w:lvl>
+    <w:lvl w:ilvl="6">
+      <w:start w:val="1"/>
+      <w:numFmt w:val="bullet"/>
+      <w:lvlText w:val=""/>
+      <w:lvlJc w:val="left"/>
+      <w:pPr>
+        <w:tabs>
+          <w:tab w:val="num" w:pos="5040"/>
+        </w:tabs>
+        <w:ind w:left="5040" w:hanging="360"/>
+      </w:pPr>
+      <w:rPr>
+        <w:rFonts w:ascii="Wingdings" w:hAnsi="Wingdings" w:hint="default"/>
+        <w:sz w:val="20"/>
+      </w:rPr>
+    </w:lvl>
+    <w:lvl w:ilvl="7">
+      <w:start w:val="1"/>
+      <w:numFmt w:val="bullet"/>
+      <w:lvlText w:val=""/>
+      <w:lvlJc w:val="left"/>
+      <w:pPr>
+        <w:tabs>
+          <w:tab w:val="num" w:pos="5760"/>
+        </w:tabs>
+        <w:ind w:left="5760" w:hanging="360"/>
+      </w:pPr>
+      <w:rPr>
+        <w:rFonts w:ascii="Wingdings" w:hAnsi="Wingdings" w:hint="default"/>
+        <w:sz w:val="20"/>
+      </w:rPr>
+    </w:lvl>
+    <w:lvl w:ilvl="8">
+      <w:start w:val="1"/>
+      <w:numFmt w:val="bullet"/>
+      <w:lvlText w:val=""/>
+      <w:lvlJc w:val="left"/>
+      <w:pPr>
+        <w:tabs>
+          <w:tab w:val="num" w:pos="6480"/>
+        </w:tabs>
+        <w:ind w:left="6480" w:hanging="360"/>
+      </w:pPr>
+      <w:rPr>
+        <w:rFonts w:ascii="Wingdings" w:hAnsi="Wingdings" w:hint="default"/>
+        <w:sz w:val="20"/>
+      </w:rPr>
+    </w:lvl>
+  </w:abstractNum>
+  <w:abstractNum w:abstractNumId="1">
     <w:nsid w:val="2A0110BC"/>
     <w:multiLevelType w:val="hybridMultilevel"/>
     <w:tmpl w:val="9EB893C6"/>
@@ -1469,7 +2781,7 @@
       </w:rPr>
     </w:lvl>
   </w:abstractNum>
-  <w:abstractNum w:abstractNumId="1" w15:restartNumberingAfterBreak="0">
+  <w:abstractNum w:abstractNumId="2">
     <w:nsid w:val="53B46710"/>
     <w:multiLevelType w:val="hybridMultilevel"/>
     <w:tmpl w:val="85D48208"/>
@@ -1559,17 +2871,137 @@
       </w:pPr>
     </w:lvl>
   </w:abstractNum>
-  <w:num w:numId="1" w16cid:durableId="1115295190">
+  <w:abstractNum w:abstractNumId="3">
+    <w:nsid w:val="563A281B"/>
+    <w:multiLevelType w:val="hybridMultilevel"/>
+    <w:tmpl w:val="5CB4EE28"/>
+    <w:lvl w:ilvl="0" w:tplc="74FC4EF8">
+      <w:numFmt w:val="bullet"/>
+      <w:suff w:val="space"/>
+      <w:lvlText w:val="-"/>
+      <w:lvlJc w:val="left"/>
+      <w:pPr>
+        <w:ind w:left="360" w:hanging="360"/>
+      </w:pPr>
+      <w:rPr>
+        <w:rFonts w:ascii="Calibri" w:eastAsiaTheme="minorHAnsi" w:hAnsi="Calibri" w:cs="Times New Roman" w:hint="default"/>
+      </w:rPr>
+    </w:lvl>
+    <w:lvl w:ilvl="1" w:tplc="2C229DE8">
+      <w:start w:val="1"/>
+      <w:numFmt w:val="bullet"/>
+      <w:suff w:val="space"/>
+      <w:lvlText w:val="o"/>
+      <w:lvlJc w:val="left"/>
+      <w:pPr>
+        <w:ind w:left="1080" w:hanging="360"/>
+      </w:pPr>
+      <w:rPr>
+        <w:rFonts w:ascii="Courier New" w:hAnsi="Courier New" w:hint="default"/>
+      </w:rPr>
+    </w:lvl>
+    <w:lvl w:ilvl="2" w:tplc="40090005">
+      <w:start w:val="1"/>
+      <w:numFmt w:val="bullet"/>
+      <w:lvlText w:val=""/>
+      <w:lvlJc w:val="left"/>
+      <w:pPr>
+        <w:ind w:left="1800" w:hanging="360"/>
+      </w:pPr>
+      <w:rPr>
+        <w:rFonts w:ascii="Wingdings" w:hAnsi="Wingdings" w:hint="default"/>
+      </w:rPr>
+    </w:lvl>
+    <w:lvl w:ilvl="3" w:tplc="40090001">
+      <w:start w:val="1"/>
+      <w:numFmt w:val="bullet"/>
+      <w:lvlText w:val=""/>
+      <w:lvlJc w:val="left"/>
+      <w:pPr>
+        <w:ind w:left="2520" w:hanging="360"/>
+      </w:pPr>
+      <w:rPr>
+        <w:rFonts w:ascii="Symbol" w:hAnsi="Symbol" w:hint="default"/>
+      </w:rPr>
+    </w:lvl>
+    <w:lvl w:ilvl="4" w:tplc="40090003">
+      <w:start w:val="1"/>
+      <w:numFmt w:val="bullet"/>
+      <w:lvlText w:val="o"/>
+      <w:lvlJc w:val="left"/>
+      <w:pPr>
+        <w:ind w:left="3240" w:hanging="360"/>
+      </w:pPr>
+      <w:rPr>
+        <w:rFonts w:ascii="Courier New" w:hAnsi="Courier New" w:cs="Courier New" w:hint="default"/>
+      </w:rPr>
+    </w:lvl>
+    <w:lvl w:ilvl="5" w:tplc="40090005">
+      <w:start w:val="1"/>
+      <w:numFmt w:val="bullet"/>
+      <w:lvlText w:val=""/>
+      <w:lvlJc w:val="left"/>
+      <w:pPr>
+        <w:ind w:left="3960" w:hanging="360"/>
+      </w:pPr>
+      <w:rPr>
+        <w:rFonts w:ascii="Wingdings" w:hAnsi="Wingdings" w:hint="default"/>
+      </w:rPr>
+    </w:lvl>
+    <w:lvl w:ilvl="6" w:tplc="40090001">
+      <w:start w:val="1"/>
+      <w:numFmt w:val="bullet"/>
+      <w:lvlText w:val=""/>
+      <w:lvlJc w:val="left"/>
+      <w:pPr>
+        <w:ind w:left="4680" w:hanging="360"/>
+      </w:pPr>
+      <w:rPr>
+        <w:rFonts w:ascii="Symbol" w:hAnsi="Symbol" w:hint="default"/>
+      </w:rPr>
+    </w:lvl>
+    <w:lvl w:ilvl="7" w:tplc="40090003">
+      <w:start w:val="1"/>
+      <w:numFmt w:val="bullet"/>
+      <w:lvlText w:val="o"/>
+      <w:lvlJc w:val="left"/>
+      <w:pPr>
+        <w:ind w:left="5400" w:hanging="360"/>
+      </w:pPr>
+      <w:rPr>
+        <w:rFonts w:ascii="Courier New" w:hAnsi="Courier New" w:cs="Courier New" w:hint="default"/>
+      </w:rPr>
+    </w:lvl>
+    <w:lvl w:ilvl="8" w:tplc="40090005">
+      <w:start w:val="1"/>
+      <w:numFmt w:val="bullet"/>
+      <w:lvlText w:val=""/>
+      <w:lvlJc w:val="left"/>
+      <w:pPr>
+        <w:ind w:left="6120" w:hanging="360"/>
+      </w:pPr>
+      <w:rPr>
+        <w:rFonts w:ascii="Wingdings" w:hAnsi="Wingdings" w:hint="default"/>
+      </w:rPr>
+    </w:lvl>
+  </w:abstractNum>
+  <w:num w:numId="1">
+    <w:abstractNumId w:val="1"/>
+  </w:num>
+  <w:num w:numId="2">
+    <w:abstractNumId w:val="2"/>
+  </w:num>
+  <w:num w:numId="3">
+    <w:abstractNumId w:val="3"/>
+  </w:num>
+  <w:num w:numId="4">
     <w:abstractNumId w:val="0"/>
-  </w:num>
-  <w:num w:numId="2" w16cid:durableId="183859605">
-    <w:abstractNumId w:val="1"/>
   </w:num>
 </w:numbering>
 </file>
 
 <file path=word/styles.xml><?xml version="1.0" encoding="utf-8"?>
-<w:styles xmlns:mc="http://schemas.openxmlformats.org/markup-compatibility/2006" xmlns:r="http://schemas.openxmlformats.org/officeDocument/2006/relationships" xmlns:w="http://schemas.openxmlformats.org/wordprocessingml/2006/main" xmlns:w14="http://schemas.microsoft.com/office/word/2010/wordml" xmlns:w15="http://schemas.microsoft.com/office/word/2012/wordml" xmlns:w16cex="http://schemas.microsoft.com/office/word/2018/wordml/cex" xmlns:w16cid="http://schemas.microsoft.com/office/word/2016/wordml/cid" xmlns:w16="http://schemas.microsoft.com/office/word/2018/wordml" xmlns:w16du="http://schemas.microsoft.com/office/word/2023/wordml/word16du" xmlns:w16sdtdh="http://schemas.microsoft.com/office/word/2020/wordml/sdtdatahash" xmlns:w16sdtfl="http://schemas.microsoft.com/office/word/2024/wordml/sdtformatlock" xmlns:w16se="http://schemas.microsoft.com/office/word/2015/wordml/symex" mc:Ignorable="w14 w15 w16se w16cid w16 w16cex w16sdtdh w16sdtfl w16du">
+<w:styles xmlns:mc="http://schemas.openxmlformats.org/markup-compatibility/2006" xmlns:r="http://schemas.openxmlformats.org/officeDocument/2006/relationships" xmlns:w="http://schemas.openxmlformats.org/wordprocessingml/2006/main" xmlns:w14="http://schemas.microsoft.com/office/word/2010/wordml" xmlns:w15="http://schemas.microsoft.com/office/word/2012/wordml" mc:Ignorable="w14 w15">
   <w:docDefaults>
     <w:rPrDefault>
       <w:rPr>
@@ -1587,7 +3019,7 @@
       </w:pPr>
     </w:pPrDefault>
   </w:docDefaults>
-  <w:latentStyles w:defLockedState="0" w:defUIPriority="99" w:defSemiHidden="0" w:defUnhideWhenUsed="0" w:defQFormat="0" w:count="376">
+  <w:latentStyles w:defLockedState="0" w:defUIPriority="99" w:defSemiHidden="0" w:defUnhideWhenUsed="0" w:defQFormat="0" w:count="371">
     <w:lsdException w:name="Normal" w:uiPriority="0" w:qFormat="1"/>
     <w:lsdException w:name="heading 1" w:uiPriority="9" w:qFormat="1"/>
     <w:lsdException w:name="heading 2" w:semiHidden="1" w:uiPriority="9" w:unhideWhenUsed="1" w:qFormat="1"/>
@@ -1959,11 +3391,6 @@
     <w:lsdException w:name="List Table 5 Dark Accent 6" w:uiPriority="50"/>
     <w:lsdException w:name="List Table 6 Colorful Accent 6" w:uiPriority="51"/>
     <w:lsdException w:name="List Table 7 Colorful Accent 6" w:uiPriority="52"/>
-    <w:lsdException w:name="Mention" w:semiHidden="1" w:unhideWhenUsed="1"/>
-    <w:lsdException w:name="Smart Hyperlink" w:semiHidden="1" w:unhideWhenUsed="1"/>
-    <w:lsdException w:name="Hashtag" w:semiHidden="1" w:unhideWhenUsed="1"/>
-    <w:lsdException w:name="Unresolved Mention" w:semiHidden="1" w:unhideWhenUsed="1"/>
-    <w:lsdException w:name="Smart Link" w:semiHidden="1" w:unhideWhenUsed="1"/>
   </w:latentStyles>
   <w:style w:type="paragraph" w:default="1" w:styleId="Normal">
     <w:name w:val="Normal"/>
@@ -2171,6 +3598,7 @@
   <w:style w:type="character" w:default="1" w:styleId="DefaultParagraphFont">
     <w:name w:val="Default Paragraph Font"/>
     <w:uiPriority w:val="1"/>
+    <w:semiHidden/>
     <w:unhideWhenUsed/>
   </w:style>
   <w:style w:type="table" w:default="1" w:styleId="TableNormal">
@@ -2484,6 +3912,46 @@
       <w:spacing w:val="5"/>
     </w:rPr>
   </w:style>
+  <w:style w:type="paragraph" w:styleId="NormalWeb">
+    <w:name w:val="Normal (Web)"/>
+    <w:basedOn w:val="Normal"/>
+    <w:uiPriority w:val="99"/>
+    <w:unhideWhenUsed/>
+    <w:rsid w:val="00543B8E"/>
+    <w:pPr>
+      <w:spacing w:before="100" w:beforeAutospacing="1" w:after="100" w:afterAutospacing="1" w:line="240" w:lineRule="auto"/>
+    </w:pPr>
+    <w:rPr>
+      <w:rFonts w:ascii="Times New Roman" w:eastAsia="Times New Roman" w:hAnsi="Times New Roman" w:cs="Times New Roman"/>
+      <w:kern w:val="0"/>
+      <w:lang w:eastAsia="en-IN"/>
+      <w14:ligatures w14:val="none"/>
+    </w:rPr>
+  </w:style>
+  <w:style w:type="character" w:styleId="Strong">
+    <w:name w:val="Strong"/>
+    <w:basedOn w:val="DefaultParagraphFont"/>
+    <w:uiPriority w:val="22"/>
+    <w:qFormat/>
+    <w:rsid w:val="00543B8E"/>
+    <w:rPr>
+      <w:b/>
+      <w:bCs/>
+    </w:rPr>
+  </w:style>
+  <w:style w:type="character" w:styleId="HTMLCode">
+    <w:name w:val="HTML Code"/>
+    <w:basedOn w:val="DefaultParagraphFont"/>
+    <w:uiPriority w:val="99"/>
+    <w:semiHidden/>
+    <w:unhideWhenUsed/>
+    <w:rsid w:val="003F163C"/>
+    <w:rPr>
+      <w:rFonts w:ascii="Courier New" w:eastAsia="Times New Roman" w:hAnsi="Courier New" w:cs="Courier New"/>
+      <w:sz w:val="20"/>
+      <w:szCs w:val="20"/>
+    </w:rPr>
+  </w:style>
 </w:styles>
 </file>
 
